--- a/GRPC/grpc.docx
+++ b/GRPC/grpc.docx
@@ -1,6 +1,6 @@
 
 <file path=word/document.xml><?xml version="1.0" encoding="utf-8"?>
-<w:document xmlns:wpc="http://schemas.microsoft.com/office/word/2010/wordprocessingCanvas" xmlns:cx="http://schemas.microsoft.com/office/drawing/2014/chartex" xmlns:mc="http://schemas.openxmlformats.org/markup-compatibility/2006" xmlns:o="urn:schemas-microsoft-com:office:office" xmlns:r="http://schemas.openxmlformats.org/officeDocument/2006/relationships" xmlns:m="http://schemas.openxmlformats.org/officeDocument/2006/math" xmlns:v="urn:schemas-microsoft-com:vml" xmlns:wp14="http://schemas.microsoft.com/office/word/2010/wordprocessingDrawing" xmlns:wp="http://schemas.openxmlformats.org/drawingml/2006/wordprocessingDrawing" xmlns:w10="urn:schemas-microsoft-com:office:word" xmlns:w="http://schemas.openxmlformats.org/wordprocessingml/2006/main" xmlns:w14="http://schemas.microsoft.com/office/word/2010/wordml" xmlns:w15="http://schemas.microsoft.com/office/word/2012/wordml" xmlns:w16se="http://schemas.microsoft.com/office/word/2015/wordml/symex" xmlns:wpg="http://schemas.microsoft.com/office/word/2010/wordprocessingGroup" xmlns:wpi="http://schemas.microsoft.com/office/word/2010/wordprocessingInk" xmlns:wne="http://schemas.microsoft.com/office/word/2006/wordml" xmlns:wps="http://schemas.microsoft.com/office/word/2010/wordprocessingShape" mc:Ignorable="w14 w15 w16se wp14">
+<w:document xmlns:wpc="http://schemas.microsoft.com/office/word/2010/wordprocessingCanvas" xmlns:cx="http://schemas.microsoft.com/office/drawing/2014/chartex" xmlns:cx1="http://schemas.microsoft.com/office/drawing/2015/9/8/chartex" xmlns:cx2="http://schemas.microsoft.com/office/drawing/2015/10/21/chartex" xmlns:cx3="http://schemas.microsoft.com/office/drawing/2016/5/9/chartex" xmlns:cx4="http://schemas.microsoft.com/office/drawing/2016/5/10/chartex" xmlns:cx5="http://schemas.microsoft.com/office/drawing/2016/5/11/chartex" xmlns:cx6="http://schemas.microsoft.com/office/drawing/2016/5/12/chartex" xmlns:cx7="http://schemas.microsoft.com/office/drawing/2016/5/13/chartex" xmlns:cx8="http://schemas.microsoft.com/office/drawing/2016/5/14/chartex" xmlns:mc="http://schemas.openxmlformats.org/markup-compatibility/2006" xmlns:aink="http://schemas.microsoft.com/office/drawing/2016/ink" xmlns:am3d="http://schemas.microsoft.com/office/drawing/2017/model3d" xmlns:o="urn:schemas-microsoft-com:office:office" xmlns:oel="http://schemas.microsoft.com/office/2019/extlst" xmlns:r="http://schemas.openxmlformats.org/officeDocument/2006/relationships" xmlns:m="http://schemas.openxmlformats.org/officeDocument/2006/math" xmlns:v="urn:schemas-microsoft-com:vml" xmlns:wp14="http://schemas.microsoft.com/office/word/2010/wordprocessingDrawing" xmlns:wp="http://schemas.openxmlformats.org/drawingml/2006/wordprocessingDrawing" xmlns:w10="urn:schemas-microsoft-com:office:word" xmlns:w="http://schemas.openxmlformats.org/wordprocessingml/2006/main" xmlns:w14="http://schemas.microsoft.com/office/word/2010/wordml" xmlns:w15="http://schemas.microsoft.com/office/word/2012/wordml" xmlns:w16cex="http://schemas.microsoft.com/office/word/2018/wordml/cex" xmlns:w16cid="http://schemas.microsoft.com/office/word/2016/wordml/cid" xmlns:w16="http://schemas.microsoft.com/office/word/2018/wordml" xmlns:w16du="http://schemas.microsoft.com/office/word/2023/wordml/word16du" xmlns:w16sdtdh="http://schemas.microsoft.com/office/word/2020/wordml/sdtdatahash" xmlns:w16sdtfl="http://schemas.microsoft.com/office/word/2024/wordml/sdtformatlock" xmlns:w16se="http://schemas.microsoft.com/office/word/2015/wordml/symex" xmlns:wpg="http://schemas.microsoft.com/office/word/2010/wordprocessingGroup" xmlns:wpi="http://schemas.microsoft.com/office/word/2010/wordprocessingInk" xmlns:wne="http://schemas.microsoft.com/office/word/2006/wordml" xmlns:wps="http://schemas.microsoft.com/office/word/2010/wordprocessingShape" mc:Ignorable="w14 w15 w16se w16cid w16 w16cex w16sdtdh w16sdtfl w16du wp14">
   <w:body>
     <w:p>
       <w:pPr>
@@ -11,7 +11,6 @@
           <w:szCs w:val="18"/>
         </w:rPr>
       </w:pPr>
-      <w:proofErr w:type="spellStart"/>
       <w:r>
         <w:rPr>
           <w:rFonts w:ascii="Consolas" w:hAnsi="Consolas"/>
@@ -19,9 +18,9 @@
           <w:sz w:val="18"/>
           <w:szCs w:val="18"/>
         </w:rPr>
-        <w:t>gRPC</w:t>
-      </w:r>
-      <w:proofErr w:type="spellEnd"/>
+        <w:t xml:space="preserve"> </w:t>
+      </w:r>
+      <w:proofErr w:type="spellStart"/>
       <w:r>
         <w:rPr>
           <w:rFonts w:ascii="Consolas" w:hAnsi="Consolas"/>
@@ -29,27 +28,28 @@
           <w:sz w:val="18"/>
           <w:szCs w:val="18"/>
         </w:rPr>
-        <w:t xml:space="preserve"> </w:t>
-      </w:r>
-    </w:p>
-    <w:p>
-      <w:pPr>
+        <w:t>gRPC</w:t>
+      </w:r>
+      <w:proofErr w:type="spellEnd"/>
+      <w:r>
         <w:rPr>
           <w:rFonts w:ascii="Consolas" w:hAnsi="Consolas"/>
           <w:color w:val="1D1C1D"/>
           <w:sz w:val="18"/>
           <w:szCs w:val="18"/>
         </w:rPr>
-      </w:pPr>
-      <w:r>
+        <w:t xml:space="preserve"> </w:t>
+      </w:r>
+    </w:p>
+    <w:p>
+      <w:pPr>
         <w:rPr>
           <w:rFonts w:ascii="Consolas" w:hAnsi="Consolas"/>
           <w:color w:val="1D1C1D"/>
           <w:sz w:val="18"/>
           <w:szCs w:val="18"/>
         </w:rPr>
-        <w:t>–</w:t>
-      </w:r>
+      </w:pPr>
       <w:r>
         <w:rPr>
           <w:rFonts w:ascii="Consolas" w:hAnsi="Consolas"/>
@@ -57,7 +57,7 @@
           <w:sz w:val="18"/>
           <w:szCs w:val="18"/>
         </w:rPr>
-        <w:t xml:space="preserve"> what is </w:t>
+        <w:t xml:space="preserve">– what is </w:t>
       </w:r>
       <w:proofErr w:type="spellStart"/>
       <w:r>
@@ -137,8 +137,6 @@
         </w:rPr>
         <w:t xml:space="preserve"> </w:t>
       </w:r>
-      <w:bookmarkStart w:id="0" w:name="_GoBack"/>
-      <w:bookmarkEnd w:id="0"/>
     </w:p>
     <w:p>
       <w:pPr>
@@ -320,13 +318,7 @@
         <w:rPr>
           <w:sz w:val="24"/>
         </w:rPr>
-        <w:t xml:space="preserve"> -</w:t>
-      </w:r>
-      <w:r>
-        <w:rPr>
-          <w:sz w:val="24"/>
-        </w:rPr>
-        <w:t>Call a function on another computer like it’s a local one.</w:t>
+        <w:t xml:space="preserve"> -Call a function on another computer like it’s a local one.</w:t>
       </w:r>
     </w:p>
     <w:p>
@@ -436,13 +428,7 @@
         </w:rPr>
       </w:pPr>
       <w:r>
-        <w:t xml:space="preserve">They governance and managing </w:t>
-      </w:r>
-      <w:r>
-        <w:t>Kubernetes</w:t>
-      </w:r>
-      <w:r>
-        <w:t xml:space="preserve">, Prometheus </w:t>
+        <w:t xml:space="preserve">They governance and managing Kubernetes, Prometheus </w:t>
       </w:r>
     </w:p>
     <w:p>
@@ -705,21 +691,7 @@
         <w:rPr>
           <w:sz w:val="28"/>
         </w:rPr>
-        <w:t xml:space="preserve">Platform/Language neutral mechanism developed by google for serializing and </w:t>
-      </w:r>
-      <w:proofErr w:type="spellStart"/>
-      <w:r>
-        <w:rPr>
-          <w:sz w:val="28"/>
-        </w:rPr>
-        <w:t>deserializing</w:t>
-      </w:r>
-      <w:proofErr w:type="spellEnd"/>
-      <w:r>
-        <w:rPr>
-          <w:sz w:val="28"/>
-        </w:rPr>
-        <w:t xml:space="preserve"> structured data</w:t>
+        <w:t>Platform/Language neutral mechanism developed by google for serializing and deserializing structured data</w:t>
       </w:r>
     </w:p>
     <w:p>
@@ -823,14 +795,62 @@
         <w:rPr>
           <w:sz w:val="28"/>
         </w:rPr>
-        <w:t xml:space="preserve">Less time to serialize and </w:t>
+        <w:t>Less time to serialize and deserialize</w:t>
+      </w:r>
+      <w:r>
+        <w:rPr>
+          <w:sz w:val="28"/>
+        </w:rPr>
+        <w:t xml:space="preserve"> (why?)</w:t>
+      </w:r>
+    </w:p>
+    <w:p>
+      <w:pPr>
+        <w:pStyle w:val="ListParagraph"/>
+        <w:numPr>
+          <w:ilvl w:val="2"/>
+          <w:numId w:val="2"/>
+        </w:numPr>
+        <w:rPr>
+          <w:sz w:val="28"/>
+        </w:rPr>
+      </w:pPr>
+      <w:r>
+        <w:rPr>
+          <w:sz w:val="28"/>
+        </w:rPr>
+        <w:t>Because of proto file schema</w:t>
+      </w:r>
+      <w:r>
+        <w:rPr>
+          <w:sz w:val="28"/>
+        </w:rPr>
+        <w:t xml:space="preserve"> (will explain basic proto file)</w:t>
+      </w:r>
+    </w:p>
+    <w:p>
+      <w:pPr>
+        <w:pStyle w:val="ListParagraph"/>
+        <w:numPr>
+          <w:ilvl w:val="2"/>
+          <w:numId w:val="2"/>
+        </w:numPr>
+        <w:rPr>
+          <w:sz w:val="28"/>
+        </w:rPr>
+      </w:pPr>
+      <w:r>
+        <w:rPr>
+          <w:sz w:val="28"/>
+        </w:rPr>
+        <w:t xml:space="preserve">And doesn’t need to serialize into </w:t>
       </w:r>
       <w:proofErr w:type="spellStart"/>
       <w:r>
         <w:rPr>
           <w:sz w:val="28"/>
         </w:rPr>
-        <w:t>deserialize</w:t>
+        <w:t>json</w:t>
       </w:r>
       <w:proofErr w:type="spellEnd"/>
     </w:p>
@@ -895,7 +915,7 @@
 </file>
 
 <file path=word/numbering.xml><?xml version="1.0" encoding="utf-8"?>
-<w:numbering xmlns:wpc="http://schemas.microsoft.com/office/word/2010/wordprocessingCanvas" xmlns:cx="http://schemas.microsoft.com/office/drawing/2014/chartex" xmlns:mc="http://schemas.openxmlformats.org/markup-compatibility/2006" xmlns:o="urn:schemas-microsoft-com:office:office" xmlns:r="http://schemas.openxmlformats.org/officeDocument/2006/relationships" xmlns:m="http://schemas.openxmlformats.org/officeDocument/2006/math" xmlns:v="urn:schemas-microsoft-com:vml" xmlns:wp14="http://schemas.microsoft.com/office/word/2010/wordprocessingDrawing" xmlns:wp="http://schemas.openxmlformats.org/drawingml/2006/wordprocessingDrawing" xmlns:w10="urn:schemas-microsoft-com:office:word" xmlns:w="http://schemas.openxmlformats.org/wordprocessingml/2006/main" xmlns:w14="http://schemas.microsoft.com/office/word/2010/wordml" xmlns:w15="http://schemas.microsoft.com/office/word/2012/wordml" xmlns:w16se="http://schemas.microsoft.com/office/word/2015/wordml/symex" xmlns:wpg="http://schemas.microsoft.com/office/word/2010/wordprocessingGroup" xmlns:wpi="http://schemas.microsoft.com/office/word/2010/wordprocessingInk" xmlns:wne="http://schemas.microsoft.com/office/word/2006/wordml" xmlns:wps="http://schemas.microsoft.com/office/word/2010/wordprocessingShape" mc:Ignorable="w14 w15 w16se wp14">
+<w:numbering xmlns:wpc="http://schemas.microsoft.com/office/word/2010/wordprocessingCanvas" xmlns:cx="http://schemas.microsoft.com/office/drawing/2014/chartex" xmlns:cx1="http://schemas.microsoft.com/office/drawing/2015/9/8/chartex" xmlns:cx2="http://schemas.microsoft.com/office/drawing/2015/10/21/chartex" xmlns:cx3="http://schemas.microsoft.com/office/drawing/2016/5/9/chartex" xmlns:cx4="http://schemas.microsoft.com/office/drawing/2016/5/10/chartex" xmlns:cx5="http://schemas.microsoft.com/office/drawing/2016/5/11/chartex" xmlns:cx6="http://schemas.microsoft.com/office/drawing/2016/5/12/chartex" xmlns:cx7="http://schemas.microsoft.com/office/drawing/2016/5/13/chartex" xmlns:cx8="http://schemas.microsoft.com/office/drawing/2016/5/14/chartex" xmlns:mc="http://schemas.openxmlformats.org/markup-compatibility/2006" xmlns:aink="http://schemas.microsoft.com/office/drawing/2016/ink" xmlns:am3d="http://schemas.microsoft.com/office/drawing/2017/model3d" xmlns:o="urn:schemas-microsoft-com:office:office" xmlns:oel="http://schemas.microsoft.com/office/2019/extlst" xmlns:r="http://schemas.openxmlformats.org/officeDocument/2006/relationships" xmlns:m="http://schemas.openxmlformats.org/officeDocument/2006/math" xmlns:v="urn:schemas-microsoft-com:vml" xmlns:wp14="http://schemas.microsoft.com/office/word/2010/wordprocessingDrawing" xmlns:wp="http://schemas.openxmlformats.org/drawingml/2006/wordprocessingDrawing" xmlns:w10="urn:schemas-microsoft-com:office:word" xmlns:w="http://schemas.openxmlformats.org/wordprocessingml/2006/main" xmlns:w14="http://schemas.microsoft.com/office/word/2010/wordml" xmlns:w15="http://schemas.microsoft.com/office/word/2012/wordml" xmlns:w16cex="http://schemas.microsoft.com/office/word/2018/wordml/cex" xmlns:w16cid="http://schemas.microsoft.com/office/word/2016/wordml/cid" xmlns:w16="http://schemas.microsoft.com/office/word/2018/wordml" xmlns:w16du="http://schemas.microsoft.com/office/word/2023/wordml/word16du" xmlns:w16sdtdh="http://schemas.microsoft.com/office/word/2020/wordml/sdtdatahash" xmlns:w16sdtfl="http://schemas.microsoft.com/office/word/2024/wordml/sdtformatlock" xmlns:w16se="http://schemas.microsoft.com/office/word/2015/wordml/symex" xmlns:wpg="http://schemas.microsoft.com/office/word/2010/wordprocessingGroup" xmlns:wpi="http://schemas.microsoft.com/office/word/2010/wordprocessingInk" xmlns:wne="http://schemas.microsoft.com/office/word/2006/wordml" xmlns:wps="http://schemas.microsoft.com/office/word/2010/wordprocessingShape" mc:Ignorable="w14 w15 w16se w16cid w16 w16cex w16sdtdh w16sdtfl w16du wp14">
   <w:abstractNum w:abstractNumId="0" w15:restartNumberingAfterBreak="0">
     <w:nsid w:val="4A7D6579"/>
     <w:multiLevelType w:val="hybridMultilevel"/>
@@ -1037,7 +1057,7 @@
         <w:rFonts w:ascii="Courier New" w:hAnsi="Courier New" w:cs="Courier New" w:hint="default"/>
       </w:rPr>
     </w:lvl>
-    <w:lvl w:ilvl="2" w:tplc="04090005" w:tentative="1">
+    <w:lvl w:ilvl="2" w:tplc="04090005">
       <w:start w:val="1"/>
       <w:numFmt w:val="bullet"/>
       <w:lvlText w:val=""/>
@@ -1122,17 +1142,17 @@
       </w:rPr>
     </w:lvl>
   </w:abstractNum>
-  <w:num w:numId="1">
+  <w:num w:numId="1" w16cid:durableId="1008943117">
     <w:abstractNumId w:val="0"/>
   </w:num>
-  <w:num w:numId="2">
+  <w:num w:numId="2" w16cid:durableId="442186076">
     <w:abstractNumId w:val="1"/>
   </w:num>
 </w:numbering>
 </file>
 
 <file path=word/styles.xml><?xml version="1.0" encoding="utf-8"?>
-<w:styles xmlns:mc="http://schemas.openxmlformats.org/markup-compatibility/2006" xmlns:r="http://schemas.openxmlformats.org/officeDocument/2006/relationships" xmlns:w="http://schemas.openxmlformats.org/wordprocessingml/2006/main" xmlns:w14="http://schemas.microsoft.com/office/word/2010/wordml" xmlns:w15="http://schemas.microsoft.com/office/word/2012/wordml" xmlns:w16se="http://schemas.microsoft.com/office/word/2015/wordml/symex" mc:Ignorable="w14 w15 w16se">
+<w:styles xmlns:mc="http://schemas.openxmlformats.org/markup-compatibility/2006" xmlns:r="http://schemas.openxmlformats.org/officeDocument/2006/relationships" xmlns:w="http://schemas.openxmlformats.org/wordprocessingml/2006/main" xmlns:w14="http://schemas.microsoft.com/office/word/2010/wordml" xmlns:w15="http://schemas.microsoft.com/office/word/2012/wordml" xmlns:w16cex="http://schemas.microsoft.com/office/word/2018/wordml/cex" xmlns:w16cid="http://schemas.microsoft.com/office/word/2016/wordml/cid" xmlns:w16="http://schemas.microsoft.com/office/word/2018/wordml" xmlns:w16du="http://schemas.microsoft.com/office/word/2023/wordml/word16du" xmlns:w16sdtdh="http://schemas.microsoft.com/office/word/2020/wordml/sdtdatahash" xmlns:w16sdtfl="http://schemas.microsoft.com/office/word/2024/wordml/sdtformatlock" xmlns:w16se="http://schemas.microsoft.com/office/word/2015/wordml/symex" mc:Ignorable="w14 w15 w16se w16cid w16 w16cex w16sdtdh w16sdtfl w16du">
   <w:docDefaults>
     <w:rPrDefault>
       <w:rPr>
@@ -1148,7 +1168,7 @@
       </w:pPr>
     </w:pPrDefault>
   </w:docDefaults>
-  <w:latentStyles w:defLockedState="0" w:defUIPriority="99" w:defSemiHidden="0" w:defUnhideWhenUsed="0" w:defQFormat="0" w:count="371">
+  <w:latentStyles w:defLockedState="0" w:defUIPriority="99" w:defSemiHidden="0" w:defUnhideWhenUsed="0" w:defQFormat="0" w:count="376">
     <w:lsdException w:name="Normal" w:uiPriority="0" w:qFormat="1"/>
     <w:lsdException w:name="heading 1" w:uiPriority="9" w:qFormat="1"/>
     <w:lsdException w:name="heading 2" w:semiHidden="1" w:uiPriority="9" w:unhideWhenUsed="1" w:qFormat="1"/>
@@ -1520,6 +1540,11 @@
     <w:lsdException w:name="List Table 5 Dark Accent 6" w:uiPriority="50"/>
     <w:lsdException w:name="List Table 6 Colorful Accent 6" w:uiPriority="51"/>
     <w:lsdException w:name="List Table 7 Colorful Accent 6" w:uiPriority="52"/>
+    <w:lsdException w:name="Mention" w:semiHidden="1" w:unhideWhenUsed="1"/>
+    <w:lsdException w:name="Smart Hyperlink" w:semiHidden="1" w:unhideWhenUsed="1"/>
+    <w:lsdException w:name="Hashtag" w:semiHidden="1" w:unhideWhenUsed="1"/>
+    <w:lsdException w:name="Unresolved Mention" w:semiHidden="1" w:unhideWhenUsed="1"/>
+    <w:lsdException w:name="Smart Link" w:semiHidden="1" w:unhideWhenUsed="1"/>
   </w:latentStyles>
   <w:style w:type="paragraph" w:default="1" w:styleId="Normal">
     <w:name w:val="Normal"/>

--- a/GRPC/grpc.docx
+++ b/GRPC/grpc.docx
@@ -1,6 +1,6 @@
 
 <file path=word/document.xml><?xml version="1.0" encoding="utf-8"?>
-<w:document xmlns:wpc="http://schemas.microsoft.com/office/word/2010/wordprocessingCanvas" xmlns:cx="http://schemas.microsoft.com/office/drawing/2014/chartex" xmlns:cx1="http://schemas.microsoft.com/office/drawing/2015/9/8/chartex" xmlns:cx2="http://schemas.microsoft.com/office/drawing/2015/10/21/chartex" xmlns:cx3="http://schemas.microsoft.com/office/drawing/2016/5/9/chartex" xmlns:cx4="http://schemas.microsoft.com/office/drawing/2016/5/10/chartex" xmlns:cx5="http://schemas.microsoft.com/office/drawing/2016/5/11/chartex" xmlns:cx6="http://schemas.microsoft.com/office/drawing/2016/5/12/chartex" xmlns:cx7="http://schemas.microsoft.com/office/drawing/2016/5/13/chartex" xmlns:cx8="http://schemas.microsoft.com/office/drawing/2016/5/14/chartex" xmlns:mc="http://schemas.openxmlformats.org/markup-compatibility/2006" xmlns:aink="http://schemas.microsoft.com/office/drawing/2016/ink" xmlns:am3d="http://schemas.microsoft.com/office/drawing/2017/model3d" xmlns:o="urn:schemas-microsoft-com:office:office" xmlns:oel="http://schemas.microsoft.com/office/2019/extlst" xmlns:r="http://schemas.openxmlformats.org/officeDocument/2006/relationships" xmlns:m="http://schemas.openxmlformats.org/officeDocument/2006/math" xmlns:v="urn:schemas-microsoft-com:vml" xmlns:wp14="http://schemas.microsoft.com/office/word/2010/wordprocessingDrawing" xmlns:wp="http://schemas.openxmlformats.org/drawingml/2006/wordprocessingDrawing" xmlns:w10="urn:schemas-microsoft-com:office:word" xmlns:w="http://schemas.openxmlformats.org/wordprocessingml/2006/main" xmlns:w14="http://schemas.microsoft.com/office/word/2010/wordml" xmlns:w15="http://schemas.microsoft.com/office/word/2012/wordml" xmlns:w16cex="http://schemas.microsoft.com/office/word/2018/wordml/cex" xmlns:w16cid="http://schemas.microsoft.com/office/word/2016/wordml/cid" xmlns:w16="http://schemas.microsoft.com/office/word/2018/wordml" xmlns:w16du="http://schemas.microsoft.com/office/word/2023/wordml/word16du" xmlns:w16sdtdh="http://schemas.microsoft.com/office/word/2020/wordml/sdtdatahash" xmlns:w16sdtfl="http://schemas.microsoft.com/office/word/2024/wordml/sdtformatlock" xmlns:w16se="http://schemas.microsoft.com/office/word/2015/wordml/symex" xmlns:wpg="http://schemas.microsoft.com/office/word/2010/wordprocessingGroup" xmlns:wpi="http://schemas.microsoft.com/office/word/2010/wordprocessingInk" xmlns:wne="http://schemas.microsoft.com/office/word/2006/wordml" xmlns:wps="http://schemas.microsoft.com/office/word/2010/wordprocessingShape" mc:Ignorable="w14 w15 w16se w16cid w16 w16cex w16sdtdh w16sdtfl w16du wp14">
+<w:document xmlns:wpc="http://schemas.microsoft.com/office/word/2010/wordprocessingCanvas" xmlns:cx="http://schemas.microsoft.com/office/drawing/2014/chartex" xmlns:mc="http://schemas.openxmlformats.org/markup-compatibility/2006" xmlns:o="urn:schemas-microsoft-com:office:office" xmlns:r="http://schemas.openxmlformats.org/officeDocument/2006/relationships" xmlns:m="http://schemas.openxmlformats.org/officeDocument/2006/math" xmlns:v="urn:schemas-microsoft-com:vml" xmlns:wp14="http://schemas.microsoft.com/office/word/2010/wordprocessingDrawing" xmlns:wp="http://schemas.openxmlformats.org/drawingml/2006/wordprocessingDrawing" xmlns:w10="urn:schemas-microsoft-com:office:word" xmlns:w="http://schemas.openxmlformats.org/wordprocessingml/2006/main" xmlns:w14="http://schemas.microsoft.com/office/word/2010/wordml" xmlns:w15="http://schemas.microsoft.com/office/word/2012/wordml" xmlns:w16se="http://schemas.microsoft.com/office/word/2015/wordml/symex" xmlns:wpg="http://schemas.microsoft.com/office/word/2010/wordprocessingGroup" xmlns:wpi="http://schemas.microsoft.com/office/word/2010/wordprocessingInk" xmlns:wne="http://schemas.microsoft.com/office/word/2006/wordml" xmlns:wps="http://schemas.microsoft.com/office/word/2010/wordprocessingShape" mc:Ignorable="w14 w15 w16se wp14">
   <w:body>
     <w:p>
       <w:pPr>
@@ -903,6 +903,1706 @@
         </w:rPr>
         <w:t xml:space="preserve"> file</w:t>
       </w:r>
+    </w:p>
+    <w:p>
+      <w:pPr>
+        <w:rPr>
+          <w:sz w:val="28"/>
+        </w:rPr>
+      </w:pPr>
+      <w:r>
+        <w:rPr>
+          <w:sz w:val="28"/>
+        </w:rPr>
+        <w:t>Proto example and explanation</w:t>
+      </w:r>
+      <w:r>
+        <w:rPr>
+          <w:sz w:val="28"/>
+        </w:rPr>
+        <w:t xml:space="preserve"> what why and how work</w:t>
+      </w:r>
+      <w:r>
+        <w:rPr>
+          <w:sz w:val="28"/>
+        </w:rPr>
+        <w:t>:</w:t>
+      </w:r>
+      <w:r>
+        <w:rPr>
+          <w:sz w:val="28"/>
+        </w:rPr>
+        <w:br/>
+      </w:r>
+      <w:r>
+        <w:rPr>
+          <w:noProof/>
+        </w:rPr>
+        <w:drawing>
+          <wp:inline distT="0" distB="0" distL="0" distR="0" wp14:anchorId="47C3B620" wp14:editId="265BDC69">
+            <wp:extent cx="5943600" cy="4008755"/>
+            <wp:effectExtent l="0" t="0" r="0" b="0"/>
+            <wp:docPr id="1" name="Picture 1"/>
+            <wp:cNvGraphicFramePr>
+              <a:graphicFrameLocks xmlns:a="http://schemas.openxmlformats.org/drawingml/2006/main" noChangeAspect="1"/>
+            </wp:cNvGraphicFramePr>
+            <a:graphic xmlns:a="http://schemas.openxmlformats.org/drawingml/2006/main">
+              <a:graphicData uri="http://schemas.openxmlformats.org/drawingml/2006/picture">
+                <pic:pic xmlns:pic="http://schemas.openxmlformats.org/drawingml/2006/picture">
+                  <pic:nvPicPr>
+                    <pic:cNvPr id="1" name=""/>
+                    <pic:cNvPicPr/>
+                  </pic:nvPicPr>
+                  <pic:blipFill>
+                    <a:blip r:embed="rId6"/>
+                    <a:stretch>
+                      <a:fillRect/>
+                    </a:stretch>
+                  </pic:blipFill>
+                  <pic:spPr>
+                    <a:xfrm>
+                      <a:off x="0" y="0"/>
+                      <a:ext cx="5943600" cy="4008755"/>
+                    </a:xfrm>
+                    <a:prstGeom prst="rect">
+                      <a:avLst/>
+                    </a:prstGeom>
+                  </pic:spPr>
+                </pic:pic>
+              </a:graphicData>
+            </a:graphic>
+          </wp:inline>
+        </w:drawing>
+      </w:r>
+    </w:p>
+    <w:p>
+      <w:pPr>
+        <w:rPr>
+          <w:sz w:val="28"/>
+        </w:rPr>
+      </w:pPr>
+    </w:p>
+    <w:p>
+      <w:pPr>
+        <w:rPr>
+          <w:sz w:val="28"/>
+        </w:rPr>
+      </w:pPr>
+      <w:r>
+        <w:rPr>
+          <w:sz w:val="28"/>
+        </w:rPr>
+        <w:lastRenderedPageBreak/>
+        <w:t>Tags:</w:t>
+      </w:r>
+      <w:r>
+        <w:rPr>
+          <w:sz w:val="28"/>
+        </w:rPr>
+        <w:br/>
+      </w:r>
+      <w:r>
+        <w:rPr>
+          <w:noProof/>
+          <w:sz w:val="28"/>
+        </w:rPr>
+        <w:drawing>
+          <wp:inline distT="0" distB="0" distL="0" distR="0" wp14:anchorId="1F988F71" wp14:editId="761858C4">
+            <wp:extent cx="5943600" cy="4018280"/>
+            <wp:effectExtent l="0" t="0" r="0" b="1270"/>
+            <wp:docPr id="4" name="Picture 4"/>
+            <wp:cNvGraphicFramePr>
+              <a:graphicFrameLocks xmlns:a="http://schemas.openxmlformats.org/drawingml/2006/main" noChangeAspect="1"/>
+            </wp:cNvGraphicFramePr>
+            <a:graphic xmlns:a="http://schemas.openxmlformats.org/drawingml/2006/main">
+              <a:graphicData uri="http://schemas.openxmlformats.org/drawingml/2006/picture">
+                <pic:pic xmlns:pic="http://schemas.openxmlformats.org/drawingml/2006/picture">
+                  <pic:nvPicPr>
+                    <pic:cNvPr id="4" name="tags.png"/>
+                    <pic:cNvPicPr/>
+                  </pic:nvPicPr>
+                  <pic:blipFill>
+                    <a:blip r:embed="rId7">
+                      <a:extLst>
+                        <a:ext uri="{28A0092B-C50C-407E-A947-70E740481C1C}">
+                          <a14:useLocalDpi xmlns:a14="http://schemas.microsoft.com/office/drawing/2010/main" val="0"/>
+                        </a:ext>
+                      </a:extLst>
+                    </a:blip>
+                    <a:stretch>
+                      <a:fillRect/>
+                    </a:stretch>
+                  </pic:blipFill>
+                  <pic:spPr>
+                    <a:xfrm>
+                      <a:off x="0" y="0"/>
+                      <a:ext cx="5943600" cy="4018280"/>
+                    </a:xfrm>
+                    <a:prstGeom prst="rect">
+                      <a:avLst/>
+                    </a:prstGeom>
+                  </pic:spPr>
+                </pic:pic>
+              </a:graphicData>
+            </a:graphic>
+          </wp:inline>
+        </w:drawing>
+      </w:r>
+    </w:p>
+    <w:p>
+      <w:pPr>
+        <w:rPr>
+          <w:sz w:val="28"/>
+        </w:rPr>
+      </w:pPr>
+    </w:p>
+    <w:p>
+      <w:pPr>
+        <w:pStyle w:val="ListParagraph"/>
+        <w:numPr>
+          <w:ilvl w:val="0"/>
+          <w:numId w:val="4"/>
+        </w:numPr>
+        <w:rPr>
+          <w:sz w:val="28"/>
+        </w:rPr>
+      </w:pPr>
+      <w:proofErr w:type="spellStart"/>
+      <w:r>
+        <w:rPr>
+          <w:sz w:val="28"/>
+        </w:rPr>
+        <w:t>Field_Number</w:t>
+      </w:r>
+      <w:proofErr w:type="spellEnd"/>
+    </w:p>
+    <w:p>
+      <w:pPr>
+        <w:pStyle w:val="ListParagraph"/>
+        <w:numPr>
+          <w:ilvl w:val="0"/>
+          <w:numId w:val="4"/>
+        </w:numPr>
+        <w:rPr>
+          <w:sz w:val="28"/>
+        </w:rPr>
+      </w:pPr>
+      <w:r>
+        <w:rPr>
+          <w:sz w:val="28"/>
+        </w:rPr>
+        <w:t>Field type (</w:t>
+      </w:r>
+      <w:proofErr w:type="spellStart"/>
+      <w:r>
+        <w:rPr>
+          <w:sz w:val="28"/>
+        </w:rPr>
+        <w:t>wire_type</w:t>
+      </w:r>
+      <w:proofErr w:type="spellEnd"/>
+      <w:r>
+        <w:rPr>
+          <w:sz w:val="28"/>
+        </w:rPr>
+        <w:t>)</w:t>
+      </w:r>
+    </w:p>
+    <w:p>
+      <w:pPr>
+        <w:rPr>
+          <w:sz w:val="28"/>
+        </w:rPr>
+      </w:pPr>
+    </w:p>
+    <w:p>
+      <w:pPr>
+        <w:rPr>
+          <w:sz w:val="28"/>
+        </w:rPr>
+      </w:pPr>
+    </w:p>
+    <w:p>
+      <w:pPr>
+        <w:rPr>
+          <w:sz w:val="28"/>
+        </w:rPr>
+      </w:pPr>
+      <w:r>
+        <w:rPr>
+          <w:sz w:val="28"/>
+        </w:rPr>
+        <w:t>{</w:t>
+      </w:r>
+    </w:p>
+    <w:p>
+      <w:pPr>
+        <w:rPr>
+          <w:sz w:val="28"/>
+        </w:rPr>
+      </w:pPr>
+      <w:r>
+        <w:rPr>
+          <w:sz w:val="28"/>
+        </w:rPr>
+        <w:t xml:space="preserve">  "balance": 1050.50,</w:t>
+      </w:r>
+    </w:p>
+    <w:p>
+      <w:pPr>
+        <w:rPr>
+          <w:sz w:val="28"/>
+        </w:rPr>
+      </w:pPr>
+      <w:r>
+        <w:rPr>
+          <w:sz w:val="28"/>
+        </w:rPr>
+        <w:t xml:space="preserve">  "currency": "USD"</w:t>
+      </w:r>
+    </w:p>
+    <w:p>
+      <w:pPr>
+        <w:rPr>
+          <w:sz w:val="28"/>
+        </w:rPr>
+      </w:pPr>
+      <w:r>
+        <w:rPr>
+          <w:sz w:val="28"/>
+        </w:rPr>
+        <w:t>}</w:t>
+      </w:r>
+    </w:p>
+    <w:p>
+      <w:pPr>
+        <w:rPr>
+          <w:sz w:val="28"/>
+        </w:rPr>
+      </w:pPr>
+    </w:p>
+    <w:p>
+      <w:pPr>
+        <w:rPr>
+          <w:sz w:val="28"/>
+        </w:rPr>
+      </w:pPr>
+      <w:r>
+        <w:rPr>
+          <w:sz w:val="28"/>
+        </w:rPr>
+        <w:t>[tag][value]</w:t>
+      </w:r>
+      <w:r>
+        <w:rPr>
+          <w:sz w:val="28"/>
+        </w:rPr>
+        <w:br/>
+      </w:r>
+      <w:proofErr w:type="spellStart"/>
+      <w:r>
+        <w:rPr>
+          <w:rFonts w:ascii="Sylfaen" w:hAnsi="Sylfaen"/>
+          <w:sz w:val="28"/>
+        </w:rPr>
+        <w:t>tag</w:t>
+      </w:r>
+      <w:r>
+        <w:rPr>
+          <w:rFonts w:ascii="Sylfaen" w:hAnsi="Sylfaen"/>
+          <w:sz w:val="18"/>
+          <w:vertAlign w:val="subscript"/>
+        </w:rPr>
+        <w:t>formula</w:t>
+      </w:r>
+      <w:proofErr w:type="spellEnd"/>
+      <w:r>
+        <w:rPr>
+          <w:rFonts w:ascii="Sylfaen" w:hAnsi="Sylfaen"/>
+          <w:sz w:val="28"/>
+        </w:rPr>
+        <w:t xml:space="preserve"> = (</w:t>
+      </w:r>
+      <w:proofErr w:type="spellStart"/>
+      <w:r>
+        <w:rPr>
+          <w:rFonts w:ascii="Sylfaen" w:hAnsi="Sylfaen"/>
+          <w:sz w:val="28"/>
+        </w:rPr>
+        <w:t>field_number</w:t>
+      </w:r>
+      <w:proofErr w:type="spellEnd"/>
+      <w:r>
+        <w:rPr>
+          <w:rFonts w:ascii="Sylfaen" w:hAnsi="Sylfaen"/>
+          <w:sz w:val="28"/>
+        </w:rPr>
+        <w:t xml:space="preserve"> *</w:t>
+      </w:r>
+      <w:r>
+        <w:rPr>
+          <w:rFonts w:ascii="Sylfaen" w:hAnsi="Sylfaen"/>
+          <w:sz w:val="28"/>
+        </w:rPr>
+        <w:t xml:space="preserve"> 8) + </w:t>
+      </w:r>
+      <w:proofErr w:type="spellStart"/>
+      <w:r>
+        <w:rPr>
+          <w:rFonts w:ascii="Sylfaen" w:hAnsi="Sylfaen"/>
+          <w:sz w:val="28"/>
+        </w:rPr>
+        <w:t>wire_type</w:t>
+      </w:r>
+      <w:proofErr w:type="spellEnd"/>
+    </w:p>
+    <w:p>
+      <w:pPr>
+        <w:rPr>
+          <w:rFonts w:ascii="Sylfaen" w:hAnsi="Sylfaen"/>
+          <w:sz w:val="28"/>
+        </w:rPr>
+      </w:pPr>
+      <w:r>
+        <w:rPr>
+          <w:sz w:val="28"/>
+        </w:rPr>
+        <w:lastRenderedPageBreak/>
+        <w:t xml:space="preserve">Field1: </w:t>
+      </w:r>
+    </w:p>
+    <w:p>
+      <w:pPr>
+        <w:rPr>
+          <w:rFonts w:ascii="Sylfaen" w:hAnsi="Sylfaen"/>
+          <w:sz w:val="28"/>
+        </w:rPr>
+      </w:pPr>
+      <w:r>
+        <w:rPr>
+          <w:rFonts w:ascii="Sylfaen" w:hAnsi="Sylfaen"/>
+          <w:sz w:val="28"/>
+        </w:rPr>
+        <w:t>tag=1*8+1=9</w:t>
+      </w:r>
+    </w:p>
+    <w:p>
+      <w:pPr>
+        <w:rPr>
+          <w:rFonts w:ascii="Sylfaen" w:hAnsi="Sylfaen"/>
+          <w:sz w:val="28"/>
+        </w:rPr>
+      </w:pPr>
+    </w:p>
+    <w:p>
+      <w:pPr>
+        <w:rPr>
+          <w:rFonts w:ascii="Sylfaen" w:hAnsi="Sylfaen"/>
+          <w:sz w:val="28"/>
+        </w:rPr>
+      </w:pPr>
+      <w:r>
+        <w:rPr>
+          <w:rFonts w:ascii="Sylfaen" w:hAnsi="Sylfaen"/>
+          <w:sz w:val="28"/>
+        </w:rPr>
+        <w:t>Field2:</w:t>
+      </w:r>
+    </w:p>
+    <w:p>
+      <w:pPr>
+        <w:rPr>
+          <w:rFonts w:ascii="Sylfaen" w:hAnsi="Sylfaen"/>
+          <w:sz w:val="28"/>
+        </w:rPr>
+      </w:pPr>
+      <w:r>
+        <w:rPr>
+          <w:rFonts w:ascii="Sylfaen" w:hAnsi="Sylfaen"/>
+          <w:sz w:val="28"/>
+        </w:rPr>
+        <w:t>Tag=2*8+2</w:t>
+      </w:r>
+      <w:r>
+        <w:rPr>
+          <w:rFonts w:ascii="Sylfaen" w:hAnsi="Sylfaen"/>
+          <w:sz w:val="28"/>
+        </w:rPr>
+        <w:br/>
+      </w:r>
+      <w:r>
+        <w:rPr>
+          <w:rFonts w:ascii="Sylfaen" w:hAnsi="Sylfaen"/>
+          <w:sz w:val="28"/>
+        </w:rPr>
+        <w:br/>
+        <w:t xml:space="preserve">every </w:t>
+      </w:r>
+      <w:proofErr w:type="spellStart"/>
+      <w:r>
+        <w:rPr>
+          <w:rFonts w:ascii="Sylfaen" w:hAnsi="Sylfaen"/>
+          <w:sz w:val="28"/>
+        </w:rPr>
+        <w:t>wire_type</w:t>
+      </w:r>
+      <w:proofErr w:type="spellEnd"/>
+      <w:r>
+        <w:rPr>
+          <w:rFonts w:ascii="Sylfaen" w:hAnsi="Sylfaen"/>
+          <w:sz w:val="28"/>
+        </w:rPr>
+        <w:t xml:space="preserve"> value is known by </w:t>
+      </w:r>
+      <w:proofErr w:type="spellStart"/>
+      <w:r>
+        <w:rPr>
+          <w:rFonts w:ascii="Sylfaen" w:hAnsi="Sylfaen"/>
+          <w:sz w:val="28"/>
+        </w:rPr>
+        <w:t>protoc</w:t>
+      </w:r>
+      <w:proofErr w:type="spellEnd"/>
+      <w:r>
+        <w:rPr>
+          <w:rFonts w:ascii="Sylfaen" w:hAnsi="Sylfaen"/>
+          <w:sz w:val="28"/>
+        </w:rPr>
+        <w:t>(protocol buffer compiler).</w:t>
+      </w:r>
+      <w:r>
+        <w:rPr>
+          <w:rFonts w:ascii="Sylfaen" w:hAnsi="Sylfaen"/>
+          <w:sz w:val="28"/>
+        </w:rPr>
+        <w:br/>
+      </w:r>
+      <w:r>
+        <w:rPr>
+          <w:rFonts w:ascii="Sylfaen" w:hAnsi="Sylfaen"/>
+          <w:sz w:val="28"/>
+        </w:rPr>
+        <w:br/>
+      </w:r>
+      <w:r>
+        <w:rPr>
+          <w:rFonts w:ascii="Sylfaen" w:hAnsi="Sylfaen"/>
+          <w:b/>
+          <w:sz w:val="28"/>
+        </w:rPr>
+        <w:t>byte array for proto object:</w:t>
+      </w:r>
+      <w:r>
+        <w:rPr>
+          <w:rFonts w:ascii="Sylfaen" w:hAnsi="Sylfaen"/>
+          <w:sz w:val="28"/>
+        </w:rPr>
+        <w:br/>
+        <w:t>[</w:t>
+      </w:r>
+      <w:r>
+        <w:rPr>
+          <w:rFonts w:ascii="Sylfaen" w:hAnsi="Sylfaen"/>
+          <w:sz w:val="28"/>
+        </w:rPr>
+        <w:t>09</w:t>
+      </w:r>
+      <w:r>
+        <w:rPr>
+          <w:rFonts w:ascii="Sylfaen" w:hAnsi="Sylfaen"/>
+          <w:sz w:val="28"/>
+        </w:rPr>
+        <w:t>,</w:t>
+      </w:r>
+      <w:r>
+        <w:rPr>
+          <w:rFonts w:ascii="Sylfaen" w:hAnsi="Sylfaen"/>
+          <w:sz w:val="28"/>
+        </w:rPr>
+        <w:t xml:space="preserve"> 00</w:t>
+      </w:r>
+      <w:r>
+        <w:rPr>
+          <w:rFonts w:ascii="Sylfaen" w:hAnsi="Sylfaen"/>
+          <w:sz w:val="28"/>
+        </w:rPr>
+        <w:t>,</w:t>
+      </w:r>
+      <w:r>
+        <w:rPr>
+          <w:rFonts w:ascii="Sylfaen" w:hAnsi="Sylfaen"/>
+          <w:sz w:val="28"/>
+        </w:rPr>
+        <w:t xml:space="preserve"> 00</w:t>
+      </w:r>
+      <w:r>
+        <w:rPr>
+          <w:rFonts w:ascii="Sylfaen" w:hAnsi="Sylfaen"/>
+          <w:sz w:val="28"/>
+        </w:rPr>
+        <w:t>,</w:t>
+      </w:r>
+      <w:r>
+        <w:rPr>
+          <w:rFonts w:ascii="Sylfaen" w:hAnsi="Sylfaen"/>
+          <w:sz w:val="28"/>
+        </w:rPr>
+        <w:t xml:space="preserve"> 00</w:t>
+      </w:r>
+      <w:r>
+        <w:rPr>
+          <w:rFonts w:ascii="Sylfaen" w:hAnsi="Sylfaen"/>
+          <w:sz w:val="28"/>
+        </w:rPr>
+        <w:t>,</w:t>
+      </w:r>
+      <w:r>
+        <w:rPr>
+          <w:rFonts w:ascii="Sylfaen" w:hAnsi="Sylfaen"/>
+          <w:sz w:val="28"/>
+        </w:rPr>
+        <w:t xml:space="preserve"> 00</w:t>
+      </w:r>
+      <w:r>
+        <w:rPr>
+          <w:rFonts w:ascii="Sylfaen" w:hAnsi="Sylfaen"/>
+          <w:sz w:val="28"/>
+        </w:rPr>
+        <w:t>,</w:t>
+      </w:r>
+      <w:r>
+        <w:rPr>
+          <w:rFonts w:ascii="Sylfaen" w:hAnsi="Sylfaen"/>
+          <w:sz w:val="28"/>
+        </w:rPr>
+        <w:t xml:space="preserve"> 00</w:t>
+      </w:r>
+      <w:r>
+        <w:rPr>
+          <w:rFonts w:ascii="Sylfaen" w:hAnsi="Sylfaen"/>
+          <w:sz w:val="28"/>
+        </w:rPr>
+        <w:t>,</w:t>
+      </w:r>
+      <w:r>
+        <w:rPr>
+          <w:rFonts w:ascii="Sylfaen" w:hAnsi="Sylfaen"/>
+          <w:sz w:val="28"/>
+        </w:rPr>
+        <w:t xml:space="preserve"> 08</w:t>
+      </w:r>
+      <w:r>
+        <w:rPr>
+          <w:rFonts w:ascii="Sylfaen" w:hAnsi="Sylfaen"/>
+          <w:sz w:val="28"/>
+        </w:rPr>
+        <w:t>,</w:t>
+      </w:r>
+      <w:r>
+        <w:rPr>
+          <w:rFonts w:ascii="Sylfaen" w:hAnsi="Sylfaen"/>
+          <w:sz w:val="28"/>
+        </w:rPr>
+        <w:t xml:space="preserve"> 92</w:t>
+      </w:r>
+      <w:r>
+        <w:rPr>
+          <w:rFonts w:ascii="Sylfaen" w:hAnsi="Sylfaen"/>
+          <w:sz w:val="28"/>
+        </w:rPr>
+        <w:t>,</w:t>
+      </w:r>
+      <w:r>
+        <w:rPr>
+          <w:rFonts w:ascii="Sylfaen" w:hAnsi="Sylfaen"/>
+          <w:sz w:val="28"/>
+        </w:rPr>
+        <w:t xml:space="preserve"> 40</w:t>
+      </w:r>
+      <w:r>
+        <w:rPr>
+          <w:rFonts w:ascii="Sylfaen" w:hAnsi="Sylfaen"/>
+          <w:sz w:val="28"/>
+        </w:rPr>
+        <w:t>,</w:t>
+      </w:r>
+      <w:r>
+        <w:rPr>
+          <w:rFonts w:ascii="Sylfaen" w:hAnsi="Sylfaen"/>
+          <w:sz w:val="28"/>
+        </w:rPr>
+        <w:t xml:space="preserve"> 12</w:t>
+      </w:r>
+      <w:r>
+        <w:rPr>
+          <w:rFonts w:ascii="Sylfaen" w:hAnsi="Sylfaen"/>
+          <w:sz w:val="28"/>
+        </w:rPr>
+        <w:t>,</w:t>
+      </w:r>
+      <w:r>
+        <w:rPr>
+          <w:rFonts w:ascii="Sylfaen" w:hAnsi="Sylfaen"/>
+          <w:sz w:val="28"/>
+        </w:rPr>
+        <w:t xml:space="preserve"> 03</w:t>
+      </w:r>
+      <w:r>
+        <w:rPr>
+          <w:rFonts w:ascii="Sylfaen" w:hAnsi="Sylfaen"/>
+          <w:sz w:val="28"/>
+        </w:rPr>
+        <w:t>,</w:t>
+      </w:r>
+      <w:r>
+        <w:rPr>
+          <w:rFonts w:ascii="Sylfaen" w:hAnsi="Sylfaen"/>
+          <w:sz w:val="28"/>
+        </w:rPr>
+        <w:t xml:space="preserve"> 55</w:t>
+      </w:r>
+      <w:r>
+        <w:rPr>
+          <w:rFonts w:ascii="Sylfaen" w:hAnsi="Sylfaen"/>
+          <w:sz w:val="28"/>
+        </w:rPr>
+        <w:t>,</w:t>
+      </w:r>
+      <w:r>
+        <w:rPr>
+          <w:rFonts w:ascii="Sylfaen" w:hAnsi="Sylfaen"/>
+          <w:sz w:val="28"/>
+        </w:rPr>
+        <w:t xml:space="preserve"> 53</w:t>
+      </w:r>
+      <w:r>
+        <w:rPr>
+          <w:rFonts w:ascii="Sylfaen" w:hAnsi="Sylfaen"/>
+          <w:sz w:val="28"/>
+        </w:rPr>
+        <w:t>,</w:t>
+      </w:r>
+      <w:r>
+        <w:rPr>
+          <w:rFonts w:ascii="Sylfaen" w:hAnsi="Sylfaen"/>
+          <w:sz w:val="28"/>
+        </w:rPr>
+        <w:t xml:space="preserve"> 44</w:t>
+      </w:r>
+      <w:r>
+        <w:rPr>
+          <w:rFonts w:ascii="Sylfaen" w:hAnsi="Sylfaen"/>
+          <w:sz w:val="28"/>
+        </w:rPr>
+        <w:t>]</w:t>
+      </w:r>
+      <w:r>
+        <w:rPr>
+          <w:rFonts w:ascii="Sylfaen" w:hAnsi="Sylfaen"/>
+          <w:sz w:val="28"/>
+        </w:rPr>
+        <w:br/>
+        <w:t>Length: 14 bytes</w:t>
+      </w:r>
+    </w:p>
+    <w:p>
+      <w:pPr>
+        <w:rPr>
+          <w:rFonts w:ascii="Sylfaen" w:hAnsi="Sylfaen"/>
+          <w:sz w:val="28"/>
+        </w:rPr>
+      </w:pPr>
+    </w:p>
+    <w:p>
+      <w:pPr>
+        <w:rPr>
+          <w:rFonts w:ascii="Sylfaen" w:hAnsi="Sylfaen"/>
+          <w:b/>
+          <w:sz w:val="28"/>
+        </w:rPr>
+      </w:pPr>
+      <w:r>
+        <w:rPr>
+          <w:rFonts w:ascii="Sylfaen" w:hAnsi="Sylfaen"/>
+          <w:b/>
+          <w:sz w:val="28"/>
+        </w:rPr>
+        <w:t xml:space="preserve">Byte array for same object but serialized from </w:t>
+      </w:r>
+      <w:proofErr w:type="spellStart"/>
+      <w:r>
+        <w:rPr>
+          <w:rFonts w:ascii="Sylfaen" w:hAnsi="Sylfaen"/>
+          <w:b/>
+          <w:sz w:val="28"/>
+        </w:rPr>
+        <w:t>json</w:t>
+      </w:r>
+      <w:proofErr w:type="spellEnd"/>
+      <w:r>
+        <w:rPr>
+          <w:rFonts w:ascii="Sylfaen" w:hAnsi="Sylfaen"/>
+          <w:b/>
+          <w:sz w:val="28"/>
+        </w:rPr>
+        <w:t xml:space="preserve"> format:</w:t>
+      </w:r>
+      <w:r>
+        <w:rPr>
+          <w:rFonts w:ascii="Sylfaen" w:hAnsi="Sylfaen"/>
+          <w:sz w:val="28"/>
+        </w:rPr>
+        <w:br/>
+        <w:t>[</w:t>
+      </w:r>
+      <w:r>
+        <w:rPr>
+          <w:rFonts w:ascii="Sylfaen" w:hAnsi="Sylfaen"/>
+          <w:sz w:val="28"/>
+        </w:rPr>
+        <w:t>7B,22,62,61,6C,61,6E,63,65,22,3A,31,30,35,30,2E,35,2C,22,63,75,72,72,65,6E,63,79,22,3A,22,55,53,44,22,7D</w:t>
+      </w:r>
+      <w:r>
+        <w:rPr>
+          <w:rFonts w:ascii="Sylfaen" w:hAnsi="Sylfaen"/>
+          <w:sz w:val="28"/>
+        </w:rPr>
+        <w:t>]</w:t>
+      </w:r>
+      <w:r>
+        <w:rPr>
+          <w:rFonts w:ascii="Sylfaen" w:hAnsi="Sylfaen"/>
+          <w:sz w:val="28"/>
+        </w:rPr>
+        <w:br/>
+        <w:t>Length:35 bytes</w:t>
+      </w:r>
+      <w:r>
+        <w:rPr>
+          <w:rFonts w:ascii="Sylfaen" w:hAnsi="Sylfaen"/>
+          <w:sz w:val="28"/>
+        </w:rPr>
+        <w:br/>
+      </w:r>
+    </w:p>
+    <w:p>
+      <w:pPr>
+        <w:rPr>
+          <w:rFonts w:ascii="Sylfaen" w:hAnsi="Sylfaen"/>
+          <w:b/>
+          <w:sz w:val="28"/>
+        </w:rPr>
+      </w:pPr>
+      <w:r>
+        <w:rPr>
+          <w:rFonts w:ascii="Sylfaen" w:hAnsi="Sylfaen"/>
+          <w:b/>
+          <w:sz w:val="28"/>
+        </w:rPr>
+        <w:t>Advantages and challenges</w:t>
+      </w:r>
+    </w:p>
+    <w:p>
+      <w:pPr>
+        <w:rPr>
+          <w:rFonts w:ascii="Sylfaen" w:hAnsi="Sylfaen"/>
+          <w:sz w:val="28"/>
+        </w:rPr>
+      </w:pPr>
+      <w:r>
+        <w:rPr>
+          <w:rFonts w:ascii="Sylfaen" w:hAnsi="Sylfaen"/>
+          <w:sz w:val="24"/>
+        </w:rPr>
+        <w:t xml:space="preserve">Advantages of </w:t>
+      </w:r>
+      <w:proofErr w:type="spellStart"/>
+      <w:r>
+        <w:rPr>
+          <w:rFonts w:ascii="Sylfaen" w:hAnsi="Sylfaen"/>
+          <w:sz w:val="24"/>
+        </w:rPr>
+        <w:t>gRPC</w:t>
+      </w:r>
+      <w:proofErr w:type="spellEnd"/>
+      <w:r>
+        <w:rPr>
+          <w:rFonts w:ascii="Sylfaen" w:hAnsi="Sylfaen"/>
+          <w:sz w:val="24"/>
+        </w:rPr>
+        <w:t>:</w:t>
+      </w:r>
+    </w:p>
+    <w:p>
+      <w:pPr>
+        <w:pStyle w:val="ListParagraph"/>
+        <w:numPr>
+          <w:ilvl w:val="0"/>
+          <w:numId w:val="5"/>
+        </w:numPr>
+        <w:rPr>
+          <w:rFonts w:ascii="Sylfaen" w:hAnsi="Sylfaen"/>
+          <w:sz w:val="24"/>
+        </w:rPr>
+      </w:pPr>
+      <w:r>
+        <w:rPr>
+          <w:rFonts w:ascii="Sylfaen" w:hAnsi="Sylfaen"/>
+          <w:sz w:val="24"/>
+        </w:rPr>
+        <w:t xml:space="preserve">Efficiency – Uses </w:t>
+      </w:r>
+      <w:proofErr w:type="spellStart"/>
+      <w:r>
+        <w:rPr>
+          <w:rFonts w:ascii="Sylfaen" w:hAnsi="Sylfaen"/>
+          <w:sz w:val="24"/>
+        </w:rPr>
+        <w:t>Protocl</w:t>
+      </w:r>
+      <w:proofErr w:type="spellEnd"/>
+      <w:r>
+        <w:rPr>
+          <w:rFonts w:ascii="Sylfaen" w:hAnsi="Sylfaen"/>
+          <w:sz w:val="24"/>
+        </w:rPr>
+        <w:t xml:space="preserve"> Buffers (binary format), which are smaller and faster than JSON or XML</w:t>
+      </w:r>
+    </w:p>
+    <w:p>
+      <w:pPr>
+        <w:pStyle w:val="ListParagraph"/>
+        <w:numPr>
+          <w:ilvl w:val="0"/>
+          <w:numId w:val="5"/>
+        </w:numPr>
+        <w:rPr>
+          <w:sz w:val="24"/>
+        </w:rPr>
+      </w:pPr>
+      <w:r>
+        <w:rPr>
+          <w:sz w:val="24"/>
+        </w:rPr>
+        <w:t>Speed - Built on HTTP/2, allowing multiplexed streams, low latency, and fast communication</w:t>
+      </w:r>
+    </w:p>
+    <w:p>
+      <w:pPr>
+        <w:pStyle w:val="ListParagraph"/>
+        <w:numPr>
+          <w:ilvl w:val="0"/>
+          <w:numId w:val="5"/>
+        </w:numPr>
+        <w:rPr>
+          <w:sz w:val="24"/>
+        </w:rPr>
+      </w:pPr>
+      <w:r>
+        <w:rPr>
+          <w:sz w:val="24"/>
+        </w:rPr>
+        <w:t xml:space="preserve">Speed – </w:t>
+      </w:r>
+      <w:r>
+        <w:rPr>
+          <w:rFonts w:ascii="Sylfaen" w:hAnsi="Sylfaen"/>
+          <w:sz w:val="24"/>
+        </w:rPr>
+        <w:t xml:space="preserve">because of fast serializing and </w:t>
+      </w:r>
+      <w:proofErr w:type="spellStart"/>
+      <w:r>
+        <w:rPr>
+          <w:rFonts w:ascii="Sylfaen" w:hAnsi="Sylfaen"/>
+          <w:sz w:val="24"/>
+        </w:rPr>
+        <w:t>deserializing</w:t>
+      </w:r>
+      <w:proofErr w:type="spellEnd"/>
+      <w:r>
+        <w:rPr>
+          <w:rFonts w:ascii="Sylfaen" w:hAnsi="Sylfaen"/>
+          <w:sz w:val="24"/>
+        </w:rPr>
+        <w:t>, exchange of data is very fast (7x faster than rest)</w:t>
+      </w:r>
+    </w:p>
+    <w:p>
+      <w:pPr>
+        <w:pStyle w:val="ListParagraph"/>
+        <w:numPr>
+          <w:ilvl w:val="0"/>
+          <w:numId w:val="5"/>
+        </w:numPr>
+        <w:rPr>
+          <w:sz w:val="24"/>
+        </w:rPr>
+      </w:pPr>
+      <w:r>
+        <w:rPr>
+          <w:rFonts w:ascii="Sylfaen" w:hAnsi="Sylfaen"/>
+          <w:sz w:val="24"/>
+        </w:rPr>
+        <w:t>Streaming – Supports bi-directional streaming</w:t>
+      </w:r>
+    </w:p>
+    <w:p>
+      <w:pPr>
+        <w:pStyle w:val="ListParagraph"/>
+        <w:numPr>
+          <w:ilvl w:val="0"/>
+          <w:numId w:val="5"/>
+        </w:numPr>
+        <w:rPr>
+          <w:sz w:val="24"/>
+        </w:rPr>
+      </w:pPr>
+      <w:r>
+        <w:rPr>
+          <w:rFonts w:ascii="Sylfaen" w:hAnsi="Sylfaen"/>
+          <w:sz w:val="24"/>
+        </w:rPr>
+        <w:t xml:space="preserve">Strong typing-type safety because </w:t>
+      </w:r>
+      <w:proofErr w:type="gramStart"/>
+      <w:r>
+        <w:rPr>
+          <w:rFonts w:ascii="Sylfaen" w:hAnsi="Sylfaen"/>
+          <w:sz w:val="24"/>
+        </w:rPr>
+        <w:t>of .proto</w:t>
+      </w:r>
+      <w:proofErr w:type="gramEnd"/>
+      <w:r>
+        <w:rPr>
+          <w:rFonts w:ascii="Sylfaen" w:hAnsi="Sylfaen"/>
+          <w:sz w:val="24"/>
+        </w:rPr>
+        <w:t xml:space="preserve"> files.</w:t>
+      </w:r>
+    </w:p>
+    <w:p>
+      <w:pPr>
+        <w:pStyle w:val="ListParagraph"/>
+        <w:numPr>
+          <w:ilvl w:val="1"/>
+          <w:numId w:val="5"/>
+        </w:numPr>
+        <w:rPr>
+          <w:sz w:val="24"/>
+        </w:rPr>
+      </w:pPr>
+      <w:r>
+        <w:rPr>
+          <w:rFonts w:ascii="Sylfaen" w:hAnsi="Sylfaen"/>
+          <w:sz w:val="24"/>
+        </w:rPr>
+        <w:t xml:space="preserve">Contract </w:t>
+      </w:r>
+    </w:p>
+    <w:p>
+      <w:pPr>
+        <w:pStyle w:val="ListParagraph"/>
+        <w:numPr>
+          <w:ilvl w:val="0"/>
+          <w:numId w:val="5"/>
+        </w:numPr>
+        <w:rPr>
+          <w:sz w:val="24"/>
+        </w:rPr>
+      </w:pPr>
+      <w:r>
+        <w:rPr>
+          <w:sz w:val="24"/>
+        </w:rPr>
+        <w:t>Code generation</w:t>
+      </w:r>
+    </w:p>
+    <w:p>
+      <w:pPr>
+        <w:pStyle w:val="ListParagraph"/>
+        <w:numPr>
+          <w:ilvl w:val="0"/>
+          <w:numId w:val="5"/>
+        </w:numPr>
+        <w:rPr>
+          <w:sz w:val="24"/>
+        </w:rPr>
+      </w:pPr>
+      <w:r>
+        <w:rPr>
+          <w:sz w:val="24"/>
+        </w:rPr>
+        <w:t>Cross language-doesn’t really matter what language will be used, has support for most of them</w:t>
+      </w:r>
+    </w:p>
+    <w:p>
+      <w:pPr>
+        <w:rPr>
+          <w:sz w:val="24"/>
+        </w:rPr>
+      </w:pPr>
+      <w:r>
+        <w:rPr>
+          <w:sz w:val="24"/>
+        </w:rPr>
+        <w:lastRenderedPageBreak/>
+        <w:t xml:space="preserve">Challenges of </w:t>
+      </w:r>
+      <w:proofErr w:type="spellStart"/>
+      <w:r>
+        <w:rPr>
+          <w:sz w:val="24"/>
+        </w:rPr>
+        <w:t>gRPC</w:t>
+      </w:r>
+      <w:proofErr w:type="spellEnd"/>
+    </w:p>
+    <w:p>
+      <w:pPr>
+        <w:pStyle w:val="ListParagraph"/>
+        <w:numPr>
+          <w:ilvl w:val="0"/>
+          <w:numId w:val="6"/>
+        </w:numPr>
+        <w:rPr>
+          <w:sz w:val="24"/>
+        </w:rPr>
+      </w:pPr>
+      <w:r>
+        <w:rPr>
+          <w:sz w:val="24"/>
+        </w:rPr>
+        <w:t>Browser support – can</w:t>
+      </w:r>
+      <w:r>
+        <w:rPr>
+          <w:rFonts w:ascii="Sylfaen" w:hAnsi="Sylfaen"/>
+          <w:sz w:val="24"/>
+          <w:lang w:val="ka-GE"/>
+        </w:rPr>
+        <w:t>’</w:t>
+      </w:r>
+      <w:r>
+        <w:rPr>
+          <w:sz w:val="24"/>
+        </w:rPr>
+        <w:t>t use for web development</w:t>
+      </w:r>
+    </w:p>
+    <w:p>
+      <w:pPr>
+        <w:pStyle w:val="ListParagraph"/>
+        <w:numPr>
+          <w:ilvl w:val="0"/>
+          <w:numId w:val="6"/>
+        </w:numPr>
+        <w:rPr>
+          <w:sz w:val="24"/>
+        </w:rPr>
+      </w:pPr>
+      <w:r>
+        <w:rPr>
+          <w:sz w:val="24"/>
+        </w:rPr>
+        <w:t xml:space="preserve">Needs more learning to develop </w:t>
+      </w:r>
+      <w:proofErr w:type="spellStart"/>
+      <w:r>
+        <w:rPr>
+          <w:sz w:val="24"/>
+        </w:rPr>
+        <w:t>grpc</w:t>
+      </w:r>
+      <w:proofErr w:type="spellEnd"/>
+      <w:r>
+        <w:rPr>
+          <w:sz w:val="24"/>
+        </w:rPr>
+        <w:t xml:space="preserve"> </w:t>
+      </w:r>
+      <w:proofErr w:type="spellStart"/>
+      <w:r>
+        <w:rPr>
+          <w:sz w:val="24"/>
+        </w:rPr>
+        <w:t>api</w:t>
+      </w:r>
+      <w:proofErr w:type="spellEnd"/>
+      <w:r>
+        <w:rPr>
+          <w:sz w:val="24"/>
+        </w:rPr>
+        <w:t xml:space="preserve"> </w:t>
+      </w:r>
+    </w:p>
+    <w:p>
+      <w:pPr>
+        <w:pStyle w:val="ListParagraph"/>
+        <w:numPr>
+          <w:ilvl w:val="0"/>
+          <w:numId w:val="6"/>
+        </w:numPr>
+        <w:rPr>
+          <w:sz w:val="24"/>
+        </w:rPr>
+      </w:pPr>
+      <w:r>
+        <w:rPr>
+          <w:sz w:val="24"/>
+        </w:rPr>
+        <w:t>Binary format is not readable by human, not human friendly, but machine friendly</w:t>
+      </w:r>
+    </w:p>
+    <w:p>
+      <w:pPr>
+        <w:pStyle w:val="ListParagraph"/>
+        <w:numPr>
+          <w:ilvl w:val="0"/>
+          <w:numId w:val="6"/>
+        </w:numPr>
+        <w:rPr>
+          <w:sz w:val="24"/>
+        </w:rPr>
+      </w:pPr>
+      <w:r>
+        <w:rPr>
+          <w:sz w:val="24"/>
+        </w:rPr>
+        <w:t xml:space="preserve">Less tools to test </w:t>
+      </w:r>
+      <w:proofErr w:type="spellStart"/>
+      <w:r>
+        <w:rPr>
+          <w:sz w:val="24"/>
+        </w:rPr>
+        <w:t>gRPC</w:t>
+      </w:r>
+      <w:proofErr w:type="spellEnd"/>
+      <w:r>
+        <w:rPr>
+          <w:sz w:val="24"/>
+        </w:rPr>
+        <w:t xml:space="preserve">. Postman </w:t>
+      </w:r>
+      <w:proofErr w:type="spellStart"/>
+      <w:r>
+        <w:rPr>
+          <w:sz w:val="24"/>
+        </w:rPr>
+        <w:t>grpc</w:t>
+      </w:r>
+      <w:proofErr w:type="spellEnd"/>
+      <w:r>
+        <w:rPr>
+          <w:sz w:val="24"/>
+        </w:rPr>
+        <w:t>.</w:t>
+      </w:r>
+    </w:p>
+    <w:p>
+      <w:pPr>
+        <w:pStyle w:val="ListParagraph"/>
+        <w:numPr>
+          <w:ilvl w:val="0"/>
+          <w:numId w:val="6"/>
+        </w:numPr>
+        <w:rPr>
+          <w:sz w:val="24"/>
+        </w:rPr>
+      </w:pPr>
+      <w:r>
+        <w:rPr>
+          <w:sz w:val="24"/>
+        </w:rPr>
+        <w:t xml:space="preserve">Verbose setup-needs more boilerplate code </w:t>
+      </w:r>
+    </w:p>
+    <w:p>
+      <w:pPr>
+        <w:rPr>
+          <w:sz w:val="24"/>
+        </w:rPr>
+      </w:pPr>
+    </w:p>
+    <w:p>
+      <w:pPr>
+        <w:rPr>
+          <w:b/>
+          <w:sz w:val="24"/>
+        </w:rPr>
+      </w:pPr>
+      <w:proofErr w:type="spellStart"/>
+      <w:r>
+        <w:rPr>
+          <w:b/>
+          <w:sz w:val="24"/>
+        </w:rPr>
+        <w:t>gRPC</w:t>
+      </w:r>
+      <w:proofErr w:type="spellEnd"/>
+      <w:r>
+        <w:rPr>
+          <w:b/>
+          <w:sz w:val="24"/>
+        </w:rPr>
+        <w:t xml:space="preserve"> vs REST</w:t>
+      </w:r>
+    </w:p>
+    <w:p>
+      <w:pPr>
+        <w:rPr>
+          <w:b/>
+          <w:sz w:val="24"/>
+        </w:rPr>
+      </w:pPr>
+    </w:p>
+    <w:p>
+      <w:pPr>
+        <w:rPr>
+          <w:sz w:val="24"/>
+        </w:rPr>
+      </w:pPr>
+      <w:r>
+        <w:rPr>
+          <w:sz w:val="24"/>
+        </w:rPr>
+        <w:t xml:space="preserve">prefer </w:t>
+      </w:r>
+      <w:proofErr w:type="spellStart"/>
+      <w:r>
+        <w:rPr>
+          <w:sz w:val="24"/>
+        </w:rPr>
+        <w:t>Grpc</w:t>
+      </w:r>
+      <w:proofErr w:type="spellEnd"/>
+    </w:p>
+    <w:p>
+      <w:pPr>
+        <w:pStyle w:val="ListParagraph"/>
+        <w:numPr>
+          <w:ilvl w:val="0"/>
+          <w:numId w:val="7"/>
+        </w:numPr>
+        <w:rPr>
+          <w:sz w:val="24"/>
+        </w:rPr>
+      </w:pPr>
+      <w:r>
+        <w:rPr>
+          <w:sz w:val="24"/>
+        </w:rPr>
+        <w:t>Better performance</w:t>
+      </w:r>
+    </w:p>
+    <w:p>
+      <w:pPr>
+        <w:pStyle w:val="ListParagraph"/>
+        <w:numPr>
+          <w:ilvl w:val="0"/>
+          <w:numId w:val="7"/>
+        </w:numPr>
+        <w:rPr>
+          <w:sz w:val="24"/>
+        </w:rPr>
+      </w:pPr>
+      <w:r>
+        <w:rPr>
+          <w:sz w:val="24"/>
+        </w:rPr>
+        <w:t>Multi-directional streaming</w:t>
+      </w:r>
+    </w:p>
+    <w:p>
+      <w:pPr>
+        <w:pStyle w:val="ListParagraph"/>
+        <w:numPr>
+          <w:ilvl w:val="0"/>
+          <w:numId w:val="7"/>
+        </w:numPr>
+        <w:rPr>
+          <w:sz w:val="24"/>
+        </w:rPr>
+      </w:pPr>
+      <w:r>
+        <w:rPr>
+          <w:sz w:val="24"/>
+        </w:rPr>
+        <w:t xml:space="preserve">Http/2 multiple requests over a single </w:t>
+      </w:r>
+      <w:proofErr w:type="spellStart"/>
+      <w:r>
+        <w:rPr>
+          <w:sz w:val="24"/>
+        </w:rPr>
+        <w:t>tcp</w:t>
+      </w:r>
+      <w:proofErr w:type="spellEnd"/>
+      <w:r>
+        <w:rPr>
+          <w:sz w:val="24"/>
+        </w:rPr>
+        <w:t xml:space="preserve"> connection</w:t>
+      </w:r>
+    </w:p>
+    <w:p>
+      <w:pPr>
+        <w:pStyle w:val="ListParagraph"/>
+        <w:numPr>
+          <w:ilvl w:val="0"/>
+          <w:numId w:val="7"/>
+        </w:numPr>
+        <w:rPr>
+          <w:sz w:val="24"/>
+        </w:rPr>
+      </w:pPr>
+      <w:r>
+        <w:rPr>
+          <w:sz w:val="24"/>
+        </w:rPr>
+        <w:t>Type safety</w:t>
+      </w:r>
+    </w:p>
+    <w:p>
+      <w:pPr>
+        <w:pStyle w:val="ListParagraph"/>
+        <w:numPr>
+          <w:ilvl w:val="0"/>
+          <w:numId w:val="7"/>
+        </w:numPr>
+        <w:rPr>
+          <w:sz w:val="24"/>
+        </w:rPr>
+      </w:pPr>
+      <w:r>
+        <w:rPr>
+          <w:sz w:val="24"/>
+        </w:rPr>
+        <w:t xml:space="preserve">Efficiency-lower </w:t>
+      </w:r>
+      <w:proofErr w:type="spellStart"/>
+      <w:r>
+        <w:rPr>
+          <w:sz w:val="24"/>
+        </w:rPr>
+        <w:t>bandwith</w:t>
+      </w:r>
+      <w:proofErr w:type="spellEnd"/>
+      <w:r>
+        <w:rPr>
+          <w:sz w:val="24"/>
+        </w:rPr>
+        <w:t xml:space="preserve"> needs on the network, because of small size</w:t>
+      </w:r>
+    </w:p>
+    <w:p>
+      <w:pPr>
+        <w:rPr>
+          <w:sz w:val="24"/>
+        </w:rPr>
+      </w:pPr>
+    </w:p>
+    <w:p>
+      <w:pPr>
+        <w:rPr>
+          <w:sz w:val="24"/>
+        </w:rPr>
+      </w:pPr>
+      <w:r>
+        <w:rPr>
+          <w:sz w:val="24"/>
+        </w:rPr>
+        <w:t>Prefer REST</w:t>
+      </w:r>
+    </w:p>
+    <w:p>
+      <w:pPr>
+        <w:pStyle w:val="ListParagraph"/>
+        <w:numPr>
+          <w:ilvl w:val="0"/>
+          <w:numId w:val="8"/>
+        </w:numPr>
+        <w:rPr>
+          <w:sz w:val="24"/>
+        </w:rPr>
+      </w:pPr>
+      <w:r>
+        <w:rPr>
+          <w:sz w:val="24"/>
+        </w:rPr>
+        <w:t>Browser support</w:t>
+      </w:r>
+    </w:p>
+    <w:p>
+      <w:pPr>
+        <w:pStyle w:val="ListParagraph"/>
+        <w:numPr>
+          <w:ilvl w:val="0"/>
+          <w:numId w:val="8"/>
+        </w:numPr>
+        <w:rPr>
+          <w:sz w:val="24"/>
+        </w:rPr>
+      </w:pPr>
+      <w:r>
+        <w:rPr>
+          <w:sz w:val="24"/>
+        </w:rPr>
+        <w:t>Human readable</w:t>
+      </w:r>
+    </w:p>
+    <w:p>
+      <w:pPr>
+        <w:pStyle w:val="ListParagraph"/>
+        <w:numPr>
+          <w:ilvl w:val="0"/>
+          <w:numId w:val="8"/>
+        </w:numPr>
+        <w:rPr>
+          <w:sz w:val="24"/>
+        </w:rPr>
+      </w:pPr>
+      <w:r>
+        <w:rPr>
+          <w:rFonts w:ascii="Sylfaen" w:hAnsi="Sylfaen"/>
+          <w:sz w:val="24"/>
+        </w:rPr>
+        <w:t>More easy to debug</w:t>
+      </w:r>
+    </w:p>
+    <w:p>
+      <w:pPr>
+        <w:pStyle w:val="ListParagraph"/>
+        <w:numPr>
+          <w:ilvl w:val="0"/>
+          <w:numId w:val="8"/>
+        </w:numPr>
+        <w:rPr>
+          <w:sz w:val="24"/>
+        </w:rPr>
+      </w:pPr>
+      <w:r>
+        <w:rPr>
+          <w:rFonts w:ascii="Sylfaen" w:hAnsi="Sylfaen"/>
+          <w:sz w:val="24"/>
+        </w:rPr>
+        <w:t>Easy to use external/public APIs</w:t>
+      </w:r>
+    </w:p>
+    <w:p>
+      <w:pPr>
+        <w:pStyle w:val="ListParagraph"/>
+        <w:numPr>
+          <w:ilvl w:val="0"/>
+          <w:numId w:val="8"/>
+        </w:numPr>
+        <w:rPr>
+          <w:sz w:val="24"/>
+        </w:rPr>
+      </w:pPr>
+      <w:r>
+        <w:rPr>
+          <w:rFonts w:ascii="Sylfaen" w:hAnsi="Sylfaen"/>
+          <w:sz w:val="24"/>
+        </w:rPr>
+        <w:t>Simple and easy to learn and use</w:t>
+      </w:r>
+    </w:p>
+    <w:p>
+      <w:pPr>
+        <w:rPr>
+          <w:sz w:val="24"/>
+        </w:rPr>
+      </w:pPr>
+      <w:proofErr w:type="spellStart"/>
+      <w:r>
+        <w:rPr>
+          <w:sz w:val="24"/>
+        </w:rPr>
+        <w:t>Grpc</w:t>
+      </w:r>
+      <w:proofErr w:type="spellEnd"/>
+      <w:r>
+        <w:rPr>
+          <w:sz w:val="24"/>
+        </w:rPr>
+        <w:t xml:space="preserve"> use when:</w:t>
+      </w:r>
+    </w:p>
+    <w:p>
+      <w:pPr>
+        <w:pStyle w:val="ListParagraph"/>
+        <w:numPr>
+          <w:ilvl w:val="0"/>
+          <w:numId w:val="9"/>
+        </w:numPr>
+        <w:rPr>
+          <w:sz w:val="24"/>
+        </w:rPr>
+      </w:pPr>
+      <w:r>
+        <w:t xml:space="preserve">Internal </w:t>
+      </w:r>
+      <w:proofErr w:type="spellStart"/>
+      <w:r>
+        <w:t>microservices</w:t>
+      </w:r>
+      <w:proofErr w:type="spellEnd"/>
+      <w:r>
+        <w:t xml:space="preserve"> (backend-to-backend)</w:t>
+      </w:r>
+    </w:p>
+    <w:p>
+      <w:pPr>
+        <w:pStyle w:val="ListParagraph"/>
+        <w:numPr>
+          <w:ilvl w:val="0"/>
+          <w:numId w:val="9"/>
+        </w:numPr>
+        <w:rPr>
+          <w:sz w:val="24"/>
+        </w:rPr>
+      </w:pPr>
+      <w:r>
+        <w:t>Real-time chat, video, streaming data</w:t>
+      </w:r>
+    </w:p>
+    <w:p>
+      <w:pPr>
+        <w:pStyle w:val="ListParagraph"/>
+        <w:numPr>
+          <w:ilvl w:val="0"/>
+          <w:numId w:val="9"/>
+        </w:numPr>
+        <w:rPr>
+          <w:sz w:val="24"/>
+        </w:rPr>
+      </w:pPr>
+      <w:r>
+        <w:t>Mobile apps</w:t>
+      </w:r>
+    </w:p>
+    <w:p>
+      <w:pPr>
+        <w:rPr>
+          <w:sz w:val="24"/>
+        </w:rPr>
+      </w:pPr>
+      <w:r>
+        <w:rPr>
+          <w:sz w:val="24"/>
+        </w:rPr>
+        <w:t>Rest use when:</w:t>
+      </w:r>
+    </w:p>
+    <w:p>
+      <w:pPr>
+        <w:pStyle w:val="ListParagraph"/>
+        <w:numPr>
+          <w:ilvl w:val="0"/>
+          <w:numId w:val="10"/>
+        </w:numPr>
+        <w:rPr>
+          <w:sz w:val="24"/>
+        </w:rPr>
+      </w:pPr>
+      <w:r>
+        <w:rPr>
+          <w:sz w:val="24"/>
+        </w:rPr>
+        <w:t xml:space="preserve">Needed to use </w:t>
+      </w:r>
+      <w:proofErr w:type="spellStart"/>
+      <w:r>
+        <w:rPr>
+          <w:sz w:val="24"/>
+        </w:rPr>
+        <w:t>api</w:t>
+      </w:r>
+      <w:proofErr w:type="spellEnd"/>
+      <w:r>
+        <w:rPr>
+          <w:sz w:val="24"/>
+        </w:rPr>
+        <w:t xml:space="preserve"> from web-client</w:t>
+      </w:r>
+    </w:p>
+    <w:p>
+      <w:pPr>
+        <w:pStyle w:val="ListParagraph"/>
+        <w:numPr>
+          <w:ilvl w:val="0"/>
+          <w:numId w:val="10"/>
+        </w:numPr>
+        <w:rPr>
+          <w:sz w:val="24"/>
+        </w:rPr>
+      </w:pPr>
+      <w:r>
+        <w:rPr>
+          <w:sz w:val="24"/>
+        </w:rPr>
+        <w:t xml:space="preserve">Public </w:t>
+      </w:r>
+      <w:proofErr w:type="spellStart"/>
+      <w:r>
+        <w:rPr>
+          <w:sz w:val="24"/>
+        </w:rPr>
+        <w:t>apis</w:t>
+      </w:r>
+      <w:proofErr w:type="spellEnd"/>
+    </w:p>
+    <w:p>
+      <w:pPr>
+        <w:pStyle w:val="ListParagraph"/>
+        <w:numPr>
+          <w:ilvl w:val="0"/>
+          <w:numId w:val="10"/>
+        </w:numPr>
+        <w:rPr>
+          <w:sz w:val="24"/>
+        </w:rPr>
+      </w:pPr>
+      <w:r>
+        <w:rPr>
+          <w:sz w:val="24"/>
+        </w:rPr>
+        <w:t>Easy to debug and manual testing</w:t>
+      </w:r>
+    </w:p>
+    <w:p>
+      <w:pPr>
+        <w:rPr>
+          <w:sz w:val="24"/>
+        </w:rPr>
+      </w:pPr>
+      <w:bookmarkStart w:id="0" w:name="_GoBack"/>
+      <w:bookmarkEnd w:id="0"/>
+    </w:p>
+    <w:p>
+      <w:pPr>
+        <w:jc w:val="center"/>
+        <w:rPr>
+          <w:sz w:val="44"/>
+        </w:rPr>
+      </w:pPr>
+      <w:r>
+        <w:rPr>
+          <w:sz w:val="44"/>
+        </w:rPr>
+        <w:lastRenderedPageBreak/>
+        <w:t>Thanks</w:t>
+      </w:r>
+    </w:p>
+    <w:p>
+      <w:pPr>
+        <w:rPr>
+          <w:sz w:val="24"/>
+        </w:rPr>
+      </w:pPr>
     </w:p>
     <w:sectPr>
       <w:pgSz w:w="12240" w:h="15840"/>
@@ -915,8 +2615,686 @@
 </file>
 
 <file path=word/numbering.xml><?xml version="1.0" encoding="utf-8"?>
-<w:numbering xmlns:wpc="http://schemas.microsoft.com/office/word/2010/wordprocessingCanvas" xmlns:cx="http://schemas.microsoft.com/office/drawing/2014/chartex" xmlns:cx1="http://schemas.microsoft.com/office/drawing/2015/9/8/chartex" xmlns:cx2="http://schemas.microsoft.com/office/drawing/2015/10/21/chartex" xmlns:cx3="http://schemas.microsoft.com/office/drawing/2016/5/9/chartex" xmlns:cx4="http://schemas.microsoft.com/office/drawing/2016/5/10/chartex" xmlns:cx5="http://schemas.microsoft.com/office/drawing/2016/5/11/chartex" xmlns:cx6="http://schemas.microsoft.com/office/drawing/2016/5/12/chartex" xmlns:cx7="http://schemas.microsoft.com/office/drawing/2016/5/13/chartex" xmlns:cx8="http://schemas.microsoft.com/office/drawing/2016/5/14/chartex" xmlns:mc="http://schemas.openxmlformats.org/markup-compatibility/2006" xmlns:aink="http://schemas.microsoft.com/office/drawing/2016/ink" xmlns:am3d="http://schemas.microsoft.com/office/drawing/2017/model3d" xmlns:o="urn:schemas-microsoft-com:office:office" xmlns:oel="http://schemas.microsoft.com/office/2019/extlst" xmlns:r="http://schemas.openxmlformats.org/officeDocument/2006/relationships" xmlns:m="http://schemas.openxmlformats.org/officeDocument/2006/math" xmlns:v="urn:schemas-microsoft-com:vml" xmlns:wp14="http://schemas.microsoft.com/office/word/2010/wordprocessingDrawing" xmlns:wp="http://schemas.openxmlformats.org/drawingml/2006/wordprocessingDrawing" xmlns:w10="urn:schemas-microsoft-com:office:word" xmlns:w="http://schemas.openxmlformats.org/wordprocessingml/2006/main" xmlns:w14="http://schemas.microsoft.com/office/word/2010/wordml" xmlns:w15="http://schemas.microsoft.com/office/word/2012/wordml" xmlns:w16cex="http://schemas.microsoft.com/office/word/2018/wordml/cex" xmlns:w16cid="http://schemas.microsoft.com/office/word/2016/wordml/cid" xmlns:w16="http://schemas.microsoft.com/office/word/2018/wordml" xmlns:w16du="http://schemas.microsoft.com/office/word/2023/wordml/word16du" xmlns:w16sdtdh="http://schemas.microsoft.com/office/word/2020/wordml/sdtdatahash" xmlns:w16sdtfl="http://schemas.microsoft.com/office/word/2024/wordml/sdtformatlock" xmlns:w16se="http://schemas.microsoft.com/office/word/2015/wordml/symex" xmlns:wpg="http://schemas.microsoft.com/office/word/2010/wordprocessingGroup" xmlns:wpi="http://schemas.microsoft.com/office/word/2010/wordprocessingInk" xmlns:wne="http://schemas.microsoft.com/office/word/2006/wordml" xmlns:wps="http://schemas.microsoft.com/office/word/2010/wordprocessingShape" mc:Ignorable="w14 w15 w16se w16cid w16 w16cex w16sdtdh w16sdtfl w16du wp14">
+<w:numbering xmlns:wpc="http://schemas.microsoft.com/office/word/2010/wordprocessingCanvas" xmlns:cx="http://schemas.microsoft.com/office/drawing/2014/chartex" xmlns:mc="http://schemas.openxmlformats.org/markup-compatibility/2006" xmlns:o="urn:schemas-microsoft-com:office:office" xmlns:r="http://schemas.openxmlformats.org/officeDocument/2006/relationships" xmlns:m="http://schemas.openxmlformats.org/officeDocument/2006/math" xmlns:v="urn:schemas-microsoft-com:vml" xmlns:wp14="http://schemas.microsoft.com/office/word/2010/wordprocessingDrawing" xmlns:wp="http://schemas.openxmlformats.org/drawingml/2006/wordprocessingDrawing" xmlns:w10="urn:schemas-microsoft-com:office:word" xmlns:w="http://schemas.openxmlformats.org/wordprocessingml/2006/main" xmlns:w14="http://schemas.microsoft.com/office/word/2010/wordml" xmlns:w15="http://schemas.microsoft.com/office/word/2012/wordml" xmlns:w16se="http://schemas.microsoft.com/office/word/2015/wordml/symex" xmlns:wpg="http://schemas.microsoft.com/office/word/2010/wordprocessingGroup" xmlns:wpi="http://schemas.microsoft.com/office/word/2010/wordprocessingInk" xmlns:wne="http://schemas.microsoft.com/office/word/2006/wordml" xmlns:wps="http://schemas.microsoft.com/office/word/2010/wordprocessingShape" mc:Ignorable="w14 w15 w16se wp14">
   <w:abstractNum w:abstractNumId="0" w15:restartNumberingAfterBreak="0">
+    <w:nsid w:val="01072398"/>
+    <w:multiLevelType w:val="hybridMultilevel"/>
+    <w:tmpl w:val="6E067DBE"/>
+    <w:lvl w:ilvl="0" w:tplc="04090001">
+      <w:start w:val="1"/>
+      <w:numFmt w:val="bullet"/>
+      <w:lvlText w:val=""/>
+      <w:lvlJc w:val="left"/>
+      <w:pPr>
+        <w:ind w:left="720" w:hanging="360"/>
+      </w:pPr>
+      <w:rPr>
+        <w:rFonts w:ascii="Symbol" w:hAnsi="Symbol" w:hint="default"/>
+      </w:rPr>
+    </w:lvl>
+    <w:lvl w:ilvl="1" w:tplc="04090003" w:tentative="1">
+      <w:start w:val="1"/>
+      <w:numFmt w:val="bullet"/>
+      <w:lvlText w:val="o"/>
+      <w:lvlJc w:val="left"/>
+      <w:pPr>
+        <w:ind w:left="1440" w:hanging="360"/>
+      </w:pPr>
+      <w:rPr>
+        <w:rFonts w:ascii="Courier New" w:hAnsi="Courier New" w:cs="Courier New" w:hint="default"/>
+      </w:rPr>
+    </w:lvl>
+    <w:lvl w:ilvl="2" w:tplc="04090005" w:tentative="1">
+      <w:start w:val="1"/>
+      <w:numFmt w:val="bullet"/>
+      <w:lvlText w:val=""/>
+      <w:lvlJc w:val="left"/>
+      <w:pPr>
+        <w:ind w:left="2160" w:hanging="360"/>
+      </w:pPr>
+      <w:rPr>
+        <w:rFonts w:ascii="Wingdings" w:hAnsi="Wingdings" w:hint="default"/>
+      </w:rPr>
+    </w:lvl>
+    <w:lvl w:ilvl="3" w:tplc="04090001" w:tentative="1">
+      <w:start w:val="1"/>
+      <w:numFmt w:val="bullet"/>
+      <w:lvlText w:val=""/>
+      <w:lvlJc w:val="left"/>
+      <w:pPr>
+        <w:ind w:left="2880" w:hanging="360"/>
+      </w:pPr>
+      <w:rPr>
+        <w:rFonts w:ascii="Symbol" w:hAnsi="Symbol" w:hint="default"/>
+      </w:rPr>
+    </w:lvl>
+    <w:lvl w:ilvl="4" w:tplc="04090003" w:tentative="1">
+      <w:start w:val="1"/>
+      <w:numFmt w:val="bullet"/>
+      <w:lvlText w:val="o"/>
+      <w:lvlJc w:val="left"/>
+      <w:pPr>
+        <w:ind w:left="3600" w:hanging="360"/>
+      </w:pPr>
+      <w:rPr>
+        <w:rFonts w:ascii="Courier New" w:hAnsi="Courier New" w:cs="Courier New" w:hint="default"/>
+      </w:rPr>
+    </w:lvl>
+    <w:lvl w:ilvl="5" w:tplc="04090005" w:tentative="1">
+      <w:start w:val="1"/>
+      <w:numFmt w:val="bullet"/>
+      <w:lvlText w:val=""/>
+      <w:lvlJc w:val="left"/>
+      <w:pPr>
+        <w:ind w:left="4320" w:hanging="360"/>
+      </w:pPr>
+      <w:rPr>
+        <w:rFonts w:ascii="Wingdings" w:hAnsi="Wingdings" w:hint="default"/>
+      </w:rPr>
+    </w:lvl>
+    <w:lvl w:ilvl="6" w:tplc="04090001" w:tentative="1">
+      <w:start w:val="1"/>
+      <w:numFmt w:val="bullet"/>
+      <w:lvlText w:val=""/>
+      <w:lvlJc w:val="left"/>
+      <w:pPr>
+        <w:ind w:left="5040" w:hanging="360"/>
+      </w:pPr>
+      <w:rPr>
+        <w:rFonts w:ascii="Symbol" w:hAnsi="Symbol" w:hint="default"/>
+      </w:rPr>
+    </w:lvl>
+    <w:lvl w:ilvl="7" w:tplc="04090003" w:tentative="1">
+      <w:start w:val="1"/>
+      <w:numFmt w:val="bullet"/>
+      <w:lvlText w:val="o"/>
+      <w:lvlJc w:val="left"/>
+      <w:pPr>
+        <w:ind w:left="5760" w:hanging="360"/>
+      </w:pPr>
+      <w:rPr>
+        <w:rFonts w:ascii="Courier New" w:hAnsi="Courier New" w:cs="Courier New" w:hint="default"/>
+      </w:rPr>
+    </w:lvl>
+    <w:lvl w:ilvl="8" w:tplc="04090005" w:tentative="1">
+      <w:start w:val="1"/>
+      <w:numFmt w:val="bullet"/>
+      <w:lvlText w:val=""/>
+      <w:lvlJc w:val="left"/>
+      <w:pPr>
+        <w:ind w:left="6480" w:hanging="360"/>
+      </w:pPr>
+      <w:rPr>
+        <w:rFonts w:ascii="Wingdings" w:hAnsi="Wingdings" w:hint="default"/>
+      </w:rPr>
+    </w:lvl>
+  </w:abstractNum>
+  <w:abstractNum w:abstractNumId="1" w15:restartNumberingAfterBreak="0">
+    <w:nsid w:val="0CB4065B"/>
+    <w:multiLevelType w:val="hybridMultilevel"/>
+    <w:tmpl w:val="16423580"/>
+    <w:lvl w:ilvl="0" w:tplc="04090001">
+      <w:start w:val="1"/>
+      <w:numFmt w:val="bullet"/>
+      <w:lvlText w:val=""/>
+      <w:lvlJc w:val="left"/>
+      <w:pPr>
+        <w:ind w:left="720" w:hanging="360"/>
+      </w:pPr>
+      <w:rPr>
+        <w:rFonts w:ascii="Symbol" w:hAnsi="Symbol" w:hint="default"/>
+      </w:rPr>
+    </w:lvl>
+    <w:lvl w:ilvl="1" w:tplc="04090003" w:tentative="1">
+      <w:start w:val="1"/>
+      <w:numFmt w:val="bullet"/>
+      <w:lvlText w:val="o"/>
+      <w:lvlJc w:val="left"/>
+      <w:pPr>
+        <w:ind w:left="1440" w:hanging="360"/>
+      </w:pPr>
+      <w:rPr>
+        <w:rFonts w:ascii="Courier New" w:hAnsi="Courier New" w:cs="Courier New" w:hint="default"/>
+      </w:rPr>
+    </w:lvl>
+    <w:lvl w:ilvl="2" w:tplc="04090005" w:tentative="1">
+      <w:start w:val="1"/>
+      <w:numFmt w:val="bullet"/>
+      <w:lvlText w:val=""/>
+      <w:lvlJc w:val="left"/>
+      <w:pPr>
+        <w:ind w:left="2160" w:hanging="360"/>
+      </w:pPr>
+      <w:rPr>
+        <w:rFonts w:ascii="Wingdings" w:hAnsi="Wingdings" w:hint="default"/>
+      </w:rPr>
+    </w:lvl>
+    <w:lvl w:ilvl="3" w:tplc="04090001" w:tentative="1">
+      <w:start w:val="1"/>
+      <w:numFmt w:val="bullet"/>
+      <w:lvlText w:val=""/>
+      <w:lvlJc w:val="left"/>
+      <w:pPr>
+        <w:ind w:left="2880" w:hanging="360"/>
+      </w:pPr>
+      <w:rPr>
+        <w:rFonts w:ascii="Symbol" w:hAnsi="Symbol" w:hint="default"/>
+      </w:rPr>
+    </w:lvl>
+    <w:lvl w:ilvl="4" w:tplc="04090003" w:tentative="1">
+      <w:start w:val="1"/>
+      <w:numFmt w:val="bullet"/>
+      <w:lvlText w:val="o"/>
+      <w:lvlJc w:val="left"/>
+      <w:pPr>
+        <w:ind w:left="3600" w:hanging="360"/>
+      </w:pPr>
+      <w:rPr>
+        <w:rFonts w:ascii="Courier New" w:hAnsi="Courier New" w:cs="Courier New" w:hint="default"/>
+      </w:rPr>
+    </w:lvl>
+    <w:lvl w:ilvl="5" w:tplc="04090005" w:tentative="1">
+      <w:start w:val="1"/>
+      <w:numFmt w:val="bullet"/>
+      <w:lvlText w:val=""/>
+      <w:lvlJc w:val="left"/>
+      <w:pPr>
+        <w:ind w:left="4320" w:hanging="360"/>
+      </w:pPr>
+      <w:rPr>
+        <w:rFonts w:ascii="Wingdings" w:hAnsi="Wingdings" w:hint="default"/>
+      </w:rPr>
+    </w:lvl>
+    <w:lvl w:ilvl="6" w:tplc="04090001" w:tentative="1">
+      <w:start w:val="1"/>
+      <w:numFmt w:val="bullet"/>
+      <w:lvlText w:val=""/>
+      <w:lvlJc w:val="left"/>
+      <w:pPr>
+        <w:ind w:left="5040" w:hanging="360"/>
+      </w:pPr>
+      <w:rPr>
+        <w:rFonts w:ascii="Symbol" w:hAnsi="Symbol" w:hint="default"/>
+      </w:rPr>
+    </w:lvl>
+    <w:lvl w:ilvl="7" w:tplc="04090003" w:tentative="1">
+      <w:start w:val="1"/>
+      <w:numFmt w:val="bullet"/>
+      <w:lvlText w:val="o"/>
+      <w:lvlJc w:val="left"/>
+      <w:pPr>
+        <w:ind w:left="5760" w:hanging="360"/>
+      </w:pPr>
+      <w:rPr>
+        <w:rFonts w:ascii="Courier New" w:hAnsi="Courier New" w:cs="Courier New" w:hint="default"/>
+      </w:rPr>
+    </w:lvl>
+    <w:lvl w:ilvl="8" w:tplc="04090005" w:tentative="1">
+      <w:start w:val="1"/>
+      <w:numFmt w:val="bullet"/>
+      <w:lvlText w:val=""/>
+      <w:lvlJc w:val="left"/>
+      <w:pPr>
+        <w:ind w:left="6480" w:hanging="360"/>
+      </w:pPr>
+      <w:rPr>
+        <w:rFonts w:ascii="Wingdings" w:hAnsi="Wingdings" w:hint="default"/>
+      </w:rPr>
+    </w:lvl>
+  </w:abstractNum>
+  <w:abstractNum w:abstractNumId="2" w15:restartNumberingAfterBreak="0">
+    <w:nsid w:val="0ED070BB"/>
+    <w:multiLevelType w:val="hybridMultilevel"/>
+    <w:tmpl w:val="0D1C66F8"/>
+    <w:lvl w:ilvl="0" w:tplc="04090001">
+      <w:start w:val="1"/>
+      <w:numFmt w:val="bullet"/>
+      <w:lvlText w:val=""/>
+      <w:lvlJc w:val="left"/>
+      <w:pPr>
+        <w:ind w:left="720" w:hanging="360"/>
+      </w:pPr>
+      <w:rPr>
+        <w:rFonts w:ascii="Symbol" w:hAnsi="Symbol" w:hint="default"/>
+      </w:rPr>
+    </w:lvl>
+    <w:lvl w:ilvl="1" w:tplc="04090003">
+      <w:start w:val="1"/>
+      <w:numFmt w:val="bullet"/>
+      <w:lvlText w:val="o"/>
+      <w:lvlJc w:val="left"/>
+      <w:pPr>
+        <w:ind w:left="1440" w:hanging="360"/>
+      </w:pPr>
+      <w:rPr>
+        <w:rFonts w:ascii="Courier New" w:hAnsi="Courier New" w:cs="Courier New" w:hint="default"/>
+      </w:rPr>
+    </w:lvl>
+    <w:lvl w:ilvl="2" w:tplc="04090005" w:tentative="1">
+      <w:start w:val="1"/>
+      <w:numFmt w:val="bullet"/>
+      <w:lvlText w:val=""/>
+      <w:lvlJc w:val="left"/>
+      <w:pPr>
+        <w:ind w:left="2160" w:hanging="360"/>
+      </w:pPr>
+      <w:rPr>
+        <w:rFonts w:ascii="Wingdings" w:hAnsi="Wingdings" w:hint="default"/>
+      </w:rPr>
+    </w:lvl>
+    <w:lvl w:ilvl="3" w:tplc="04090001" w:tentative="1">
+      <w:start w:val="1"/>
+      <w:numFmt w:val="bullet"/>
+      <w:lvlText w:val=""/>
+      <w:lvlJc w:val="left"/>
+      <w:pPr>
+        <w:ind w:left="2880" w:hanging="360"/>
+      </w:pPr>
+      <w:rPr>
+        <w:rFonts w:ascii="Symbol" w:hAnsi="Symbol" w:hint="default"/>
+      </w:rPr>
+    </w:lvl>
+    <w:lvl w:ilvl="4" w:tplc="04090003" w:tentative="1">
+      <w:start w:val="1"/>
+      <w:numFmt w:val="bullet"/>
+      <w:lvlText w:val="o"/>
+      <w:lvlJc w:val="left"/>
+      <w:pPr>
+        <w:ind w:left="3600" w:hanging="360"/>
+      </w:pPr>
+      <w:rPr>
+        <w:rFonts w:ascii="Courier New" w:hAnsi="Courier New" w:cs="Courier New" w:hint="default"/>
+      </w:rPr>
+    </w:lvl>
+    <w:lvl w:ilvl="5" w:tplc="04090005" w:tentative="1">
+      <w:start w:val="1"/>
+      <w:numFmt w:val="bullet"/>
+      <w:lvlText w:val=""/>
+      <w:lvlJc w:val="left"/>
+      <w:pPr>
+        <w:ind w:left="4320" w:hanging="360"/>
+      </w:pPr>
+      <w:rPr>
+        <w:rFonts w:ascii="Wingdings" w:hAnsi="Wingdings" w:hint="default"/>
+      </w:rPr>
+    </w:lvl>
+    <w:lvl w:ilvl="6" w:tplc="04090001" w:tentative="1">
+      <w:start w:val="1"/>
+      <w:numFmt w:val="bullet"/>
+      <w:lvlText w:val=""/>
+      <w:lvlJc w:val="left"/>
+      <w:pPr>
+        <w:ind w:left="5040" w:hanging="360"/>
+      </w:pPr>
+      <w:rPr>
+        <w:rFonts w:ascii="Symbol" w:hAnsi="Symbol" w:hint="default"/>
+      </w:rPr>
+    </w:lvl>
+    <w:lvl w:ilvl="7" w:tplc="04090003" w:tentative="1">
+      <w:start w:val="1"/>
+      <w:numFmt w:val="bullet"/>
+      <w:lvlText w:val="o"/>
+      <w:lvlJc w:val="left"/>
+      <w:pPr>
+        <w:ind w:left="5760" w:hanging="360"/>
+      </w:pPr>
+      <w:rPr>
+        <w:rFonts w:ascii="Courier New" w:hAnsi="Courier New" w:cs="Courier New" w:hint="default"/>
+      </w:rPr>
+    </w:lvl>
+    <w:lvl w:ilvl="8" w:tplc="04090005" w:tentative="1">
+      <w:start w:val="1"/>
+      <w:numFmt w:val="bullet"/>
+      <w:lvlText w:val=""/>
+      <w:lvlJc w:val="left"/>
+      <w:pPr>
+        <w:ind w:left="6480" w:hanging="360"/>
+      </w:pPr>
+      <w:rPr>
+        <w:rFonts w:ascii="Wingdings" w:hAnsi="Wingdings" w:hint="default"/>
+      </w:rPr>
+    </w:lvl>
+  </w:abstractNum>
+  <w:abstractNum w:abstractNumId="3" w15:restartNumberingAfterBreak="0">
+    <w:nsid w:val="1F1119C4"/>
+    <w:multiLevelType w:val="hybridMultilevel"/>
+    <w:tmpl w:val="5CC21C1A"/>
+    <w:lvl w:ilvl="0" w:tplc="04090001">
+      <w:start w:val="1"/>
+      <w:numFmt w:val="bullet"/>
+      <w:lvlText w:val=""/>
+      <w:lvlJc w:val="left"/>
+      <w:pPr>
+        <w:ind w:left="720" w:hanging="360"/>
+      </w:pPr>
+      <w:rPr>
+        <w:rFonts w:ascii="Symbol" w:hAnsi="Symbol" w:hint="default"/>
+      </w:rPr>
+    </w:lvl>
+    <w:lvl w:ilvl="1" w:tplc="04090003" w:tentative="1">
+      <w:start w:val="1"/>
+      <w:numFmt w:val="bullet"/>
+      <w:lvlText w:val="o"/>
+      <w:lvlJc w:val="left"/>
+      <w:pPr>
+        <w:ind w:left="1440" w:hanging="360"/>
+      </w:pPr>
+      <w:rPr>
+        <w:rFonts w:ascii="Courier New" w:hAnsi="Courier New" w:cs="Courier New" w:hint="default"/>
+      </w:rPr>
+    </w:lvl>
+    <w:lvl w:ilvl="2" w:tplc="04090005" w:tentative="1">
+      <w:start w:val="1"/>
+      <w:numFmt w:val="bullet"/>
+      <w:lvlText w:val=""/>
+      <w:lvlJc w:val="left"/>
+      <w:pPr>
+        <w:ind w:left="2160" w:hanging="360"/>
+      </w:pPr>
+      <w:rPr>
+        <w:rFonts w:ascii="Wingdings" w:hAnsi="Wingdings" w:hint="default"/>
+      </w:rPr>
+    </w:lvl>
+    <w:lvl w:ilvl="3" w:tplc="04090001" w:tentative="1">
+      <w:start w:val="1"/>
+      <w:numFmt w:val="bullet"/>
+      <w:lvlText w:val=""/>
+      <w:lvlJc w:val="left"/>
+      <w:pPr>
+        <w:ind w:left="2880" w:hanging="360"/>
+      </w:pPr>
+      <w:rPr>
+        <w:rFonts w:ascii="Symbol" w:hAnsi="Symbol" w:hint="default"/>
+      </w:rPr>
+    </w:lvl>
+    <w:lvl w:ilvl="4" w:tplc="04090003" w:tentative="1">
+      <w:start w:val="1"/>
+      <w:numFmt w:val="bullet"/>
+      <w:lvlText w:val="o"/>
+      <w:lvlJc w:val="left"/>
+      <w:pPr>
+        <w:ind w:left="3600" w:hanging="360"/>
+      </w:pPr>
+      <w:rPr>
+        <w:rFonts w:ascii="Courier New" w:hAnsi="Courier New" w:cs="Courier New" w:hint="default"/>
+      </w:rPr>
+    </w:lvl>
+    <w:lvl w:ilvl="5" w:tplc="04090005" w:tentative="1">
+      <w:start w:val="1"/>
+      <w:numFmt w:val="bullet"/>
+      <w:lvlText w:val=""/>
+      <w:lvlJc w:val="left"/>
+      <w:pPr>
+        <w:ind w:left="4320" w:hanging="360"/>
+      </w:pPr>
+      <w:rPr>
+        <w:rFonts w:ascii="Wingdings" w:hAnsi="Wingdings" w:hint="default"/>
+      </w:rPr>
+    </w:lvl>
+    <w:lvl w:ilvl="6" w:tplc="04090001" w:tentative="1">
+      <w:start w:val="1"/>
+      <w:numFmt w:val="bullet"/>
+      <w:lvlText w:val=""/>
+      <w:lvlJc w:val="left"/>
+      <w:pPr>
+        <w:ind w:left="5040" w:hanging="360"/>
+      </w:pPr>
+      <w:rPr>
+        <w:rFonts w:ascii="Symbol" w:hAnsi="Symbol" w:hint="default"/>
+      </w:rPr>
+    </w:lvl>
+    <w:lvl w:ilvl="7" w:tplc="04090003" w:tentative="1">
+      <w:start w:val="1"/>
+      <w:numFmt w:val="bullet"/>
+      <w:lvlText w:val="o"/>
+      <w:lvlJc w:val="left"/>
+      <w:pPr>
+        <w:ind w:left="5760" w:hanging="360"/>
+      </w:pPr>
+      <w:rPr>
+        <w:rFonts w:ascii="Courier New" w:hAnsi="Courier New" w:cs="Courier New" w:hint="default"/>
+      </w:rPr>
+    </w:lvl>
+    <w:lvl w:ilvl="8" w:tplc="04090005" w:tentative="1">
+      <w:start w:val="1"/>
+      <w:numFmt w:val="bullet"/>
+      <w:lvlText w:val=""/>
+      <w:lvlJc w:val="left"/>
+      <w:pPr>
+        <w:ind w:left="6480" w:hanging="360"/>
+      </w:pPr>
+      <w:rPr>
+        <w:rFonts w:ascii="Wingdings" w:hAnsi="Wingdings" w:hint="default"/>
+      </w:rPr>
+    </w:lvl>
+  </w:abstractNum>
+  <w:abstractNum w:abstractNumId="4" w15:restartNumberingAfterBreak="0">
+    <w:nsid w:val="25A27C50"/>
+    <w:multiLevelType w:val="hybridMultilevel"/>
+    <w:tmpl w:val="D9D68168"/>
+    <w:lvl w:ilvl="0" w:tplc="04090001">
+      <w:start w:val="1"/>
+      <w:numFmt w:val="bullet"/>
+      <w:lvlText w:val=""/>
+      <w:lvlJc w:val="left"/>
+      <w:pPr>
+        <w:ind w:left="720" w:hanging="360"/>
+      </w:pPr>
+      <w:rPr>
+        <w:rFonts w:ascii="Symbol" w:hAnsi="Symbol" w:hint="default"/>
+      </w:rPr>
+    </w:lvl>
+    <w:lvl w:ilvl="1" w:tplc="04090003" w:tentative="1">
+      <w:start w:val="1"/>
+      <w:numFmt w:val="bullet"/>
+      <w:lvlText w:val="o"/>
+      <w:lvlJc w:val="left"/>
+      <w:pPr>
+        <w:ind w:left="1440" w:hanging="360"/>
+      </w:pPr>
+      <w:rPr>
+        <w:rFonts w:ascii="Courier New" w:hAnsi="Courier New" w:cs="Courier New" w:hint="default"/>
+      </w:rPr>
+    </w:lvl>
+    <w:lvl w:ilvl="2" w:tplc="04090005" w:tentative="1">
+      <w:start w:val="1"/>
+      <w:numFmt w:val="bullet"/>
+      <w:lvlText w:val=""/>
+      <w:lvlJc w:val="left"/>
+      <w:pPr>
+        <w:ind w:left="2160" w:hanging="360"/>
+      </w:pPr>
+      <w:rPr>
+        <w:rFonts w:ascii="Wingdings" w:hAnsi="Wingdings" w:hint="default"/>
+      </w:rPr>
+    </w:lvl>
+    <w:lvl w:ilvl="3" w:tplc="04090001" w:tentative="1">
+      <w:start w:val="1"/>
+      <w:numFmt w:val="bullet"/>
+      <w:lvlText w:val=""/>
+      <w:lvlJc w:val="left"/>
+      <w:pPr>
+        <w:ind w:left="2880" w:hanging="360"/>
+      </w:pPr>
+      <w:rPr>
+        <w:rFonts w:ascii="Symbol" w:hAnsi="Symbol" w:hint="default"/>
+      </w:rPr>
+    </w:lvl>
+    <w:lvl w:ilvl="4" w:tplc="04090003" w:tentative="1">
+      <w:start w:val="1"/>
+      <w:numFmt w:val="bullet"/>
+      <w:lvlText w:val="o"/>
+      <w:lvlJc w:val="left"/>
+      <w:pPr>
+        <w:ind w:left="3600" w:hanging="360"/>
+      </w:pPr>
+      <w:rPr>
+        <w:rFonts w:ascii="Courier New" w:hAnsi="Courier New" w:cs="Courier New" w:hint="default"/>
+      </w:rPr>
+    </w:lvl>
+    <w:lvl w:ilvl="5" w:tplc="04090005" w:tentative="1">
+      <w:start w:val="1"/>
+      <w:numFmt w:val="bullet"/>
+      <w:lvlText w:val=""/>
+      <w:lvlJc w:val="left"/>
+      <w:pPr>
+        <w:ind w:left="4320" w:hanging="360"/>
+      </w:pPr>
+      <w:rPr>
+        <w:rFonts w:ascii="Wingdings" w:hAnsi="Wingdings" w:hint="default"/>
+      </w:rPr>
+    </w:lvl>
+    <w:lvl w:ilvl="6" w:tplc="04090001" w:tentative="1">
+      <w:start w:val="1"/>
+      <w:numFmt w:val="bullet"/>
+      <w:lvlText w:val=""/>
+      <w:lvlJc w:val="left"/>
+      <w:pPr>
+        <w:ind w:left="5040" w:hanging="360"/>
+      </w:pPr>
+      <w:rPr>
+        <w:rFonts w:ascii="Symbol" w:hAnsi="Symbol" w:hint="default"/>
+      </w:rPr>
+    </w:lvl>
+    <w:lvl w:ilvl="7" w:tplc="04090003" w:tentative="1">
+      <w:start w:val="1"/>
+      <w:numFmt w:val="bullet"/>
+      <w:lvlText w:val="o"/>
+      <w:lvlJc w:val="left"/>
+      <w:pPr>
+        <w:ind w:left="5760" w:hanging="360"/>
+      </w:pPr>
+      <w:rPr>
+        <w:rFonts w:ascii="Courier New" w:hAnsi="Courier New" w:cs="Courier New" w:hint="default"/>
+      </w:rPr>
+    </w:lvl>
+    <w:lvl w:ilvl="8" w:tplc="04090005" w:tentative="1">
+      <w:start w:val="1"/>
+      <w:numFmt w:val="bullet"/>
+      <w:lvlText w:val=""/>
+      <w:lvlJc w:val="left"/>
+      <w:pPr>
+        <w:ind w:left="6480" w:hanging="360"/>
+      </w:pPr>
+      <w:rPr>
+        <w:rFonts w:ascii="Wingdings" w:hAnsi="Wingdings" w:hint="default"/>
+      </w:rPr>
+    </w:lvl>
+  </w:abstractNum>
+  <w:abstractNum w:abstractNumId="5" w15:restartNumberingAfterBreak="0">
+    <w:nsid w:val="44011099"/>
+    <w:multiLevelType w:val="hybridMultilevel"/>
+    <w:tmpl w:val="FC6A1574"/>
+    <w:lvl w:ilvl="0" w:tplc="04090001">
+      <w:start w:val="1"/>
+      <w:numFmt w:val="bullet"/>
+      <w:lvlText w:val=""/>
+      <w:lvlJc w:val="left"/>
+      <w:pPr>
+        <w:ind w:left="720" w:hanging="360"/>
+      </w:pPr>
+      <w:rPr>
+        <w:rFonts w:ascii="Symbol" w:hAnsi="Symbol" w:hint="default"/>
+      </w:rPr>
+    </w:lvl>
+    <w:lvl w:ilvl="1" w:tplc="04090003" w:tentative="1">
+      <w:start w:val="1"/>
+      <w:numFmt w:val="bullet"/>
+      <w:lvlText w:val="o"/>
+      <w:lvlJc w:val="left"/>
+      <w:pPr>
+        <w:ind w:left="1440" w:hanging="360"/>
+      </w:pPr>
+      <w:rPr>
+        <w:rFonts w:ascii="Courier New" w:hAnsi="Courier New" w:cs="Courier New" w:hint="default"/>
+      </w:rPr>
+    </w:lvl>
+    <w:lvl w:ilvl="2" w:tplc="04090005" w:tentative="1">
+      <w:start w:val="1"/>
+      <w:numFmt w:val="bullet"/>
+      <w:lvlText w:val=""/>
+      <w:lvlJc w:val="left"/>
+      <w:pPr>
+        <w:ind w:left="2160" w:hanging="360"/>
+      </w:pPr>
+      <w:rPr>
+        <w:rFonts w:ascii="Wingdings" w:hAnsi="Wingdings" w:hint="default"/>
+      </w:rPr>
+    </w:lvl>
+    <w:lvl w:ilvl="3" w:tplc="04090001" w:tentative="1">
+      <w:start w:val="1"/>
+      <w:numFmt w:val="bullet"/>
+      <w:lvlText w:val=""/>
+      <w:lvlJc w:val="left"/>
+      <w:pPr>
+        <w:ind w:left="2880" w:hanging="360"/>
+      </w:pPr>
+      <w:rPr>
+        <w:rFonts w:ascii="Symbol" w:hAnsi="Symbol" w:hint="default"/>
+      </w:rPr>
+    </w:lvl>
+    <w:lvl w:ilvl="4" w:tplc="04090003" w:tentative="1">
+      <w:start w:val="1"/>
+      <w:numFmt w:val="bullet"/>
+      <w:lvlText w:val="o"/>
+      <w:lvlJc w:val="left"/>
+      <w:pPr>
+        <w:ind w:left="3600" w:hanging="360"/>
+      </w:pPr>
+      <w:rPr>
+        <w:rFonts w:ascii="Courier New" w:hAnsi="Courier New" w:cs="Courier New" w:hint="default"/>
+      </w:rPr>
+    </w:lvl>
+    <w:lvl w:ilvl="5" w:tplc="04090005" w:tentative="1">
+      <w:start w:val="1"/>
+      <w:numFmt w:val="bullet"/>
+      <w:lvlText w:val=""/>
+      <w:lvlJc w:val="left"/>
+      <w:pPr>
+        <w:ind w:left="4320" w:hanging="360"/>
+      </w:pPr>
+      <w:rPr>
+        <w:rFonts w:ascii="Wingdings" w:hAnsi="Wingdings" w:hint="default"/>
+      </w:rPr>
+    </w:lvl>
+    <w:lvl w:ilvl="6" w:tplc="04090001" w:tentative="1">
+      <w:start w:val="1"/>
+      <w:numFmt w:val="bullet"/>
+      <w:lvlText w:val=""/>
+      <w:lvlJc w:val="left"/>
+      <w:pPr>
+        <w:ind w:left="5040" w:hanging="360"/>
+      </w:pPr>
+      <w:rPr>
+        <w:rFonts w:ascii="Symbol" w:hAnsi="Symbol" w:hint="default"/>
+      </w:rPr>
+    </w:lvl>
+    <w:lvl w:ilvl="7" w:tplc="04090003" w:tentative="1">
+      <w:start w:val="1"/>
+      <w:numFmt w:val="bullet"/>
+      <w:lvlText w:val="o"/>
+      <w:lvlJc w:val="left"/>
+      <w:pPr>
+        <w:ind w:left="5760" w:hanging="360"/>
+      </w:pPr>
+      <w:rPr>
+        <w:rFonts w:ascii="Courier New" w:hAnsi="Courier New" w:cs="Courier New" w:hint="default"/>
+      </w:rPr>
+    </w:lvl>
+    <w:lvl w:ilvl="8" w:tplc="04090005" w:tentative="1">
+      <w:start w:val="1"/>
+      <w:numFmt w:val="bullet"/>
+      <w:lvlText w:val=""/>
+      <w:lvlJc w:val="left"/>
+      <w:pPr>
+        <w:ind w:left="6480" w:hanging="360"/>
+      </w:pPr>
+      <w:rPr>
+        <w:rFonts w:ascii="Wingdings" w:hAnsi="Wingdings" w:hint="default"/>
+      </w:rPr>
+    </w:lvl>
+  </w:abstractNum>
+  <w:abstractNum w:abstractNumId="6" w15:restartNumberingAfterBreak="0">
     <w:nsid w:val="4A7D6579"/>
     <w:multiLevelType w:val="hybridMultilevel"/>
     <w:tmpl w:val="5E7633F6"/>
@@ -1029,7 +3407,233 @@
       </w:rPr>
     </w:lvl>
   </w:abstractNum>
-  <w:abstractNum w:abstractNumId="1" w15:restartNumberingAfterBreak="0">
+  <w:abstractNum w:abstractNumId="7" w15:restartNumberingAfterBreak="0">
+    <w:nsid w:val="54F464CB"/>
+    <w:multiLevelType w:val="hybridMultilevel"/>
+    <w:tmpl w:val="37341078"/>
+    <w:lvl w:ilvl="0" w:tplc="04090001">
+      <w:start w:val="1"/>
+      <w:numFmt w:val="bullet"/>
+      <w:lvlText w:val=""/>
+      <w:lvlJc w:val="left"/>
+      <w:pPr>
+        <w:ind w:left="720" w:hanging="360"/>
+      </w:pPr>
+      <w:rPr>
+        <w:rFonts w:ascii="Symbol" w:hAnsi="Symbol" w:hint="default"/>
+      </w:rPr>
+    </w:lvl>
+    <w:lvl w:ilvl="1" w:tplc="04090003" w:tentative="1">
+      <w:start w:val="1"/>
+      <w:numFmt w:val="bullet"/>
+      <w:lvlText w:val="o"/>
+      <w:lvlJc w:val="left"/>
+      <w:pPr>
+        <w:ind w:left="1440" w:hanging="360"/>
+      </w:pPr>
+      <w:rPr>
+        <w:rFonts w:ascii="Courier New" w:hAnsi="Courier New" w:cs="Courier New" w:hint="default"/>
+      </w:rPr>
+    </w:lvl>
+    <w:lvl w:ilvl="2" w:tplc="04090005" w:tentative="1">
+      <w:start w:val="1"/>
+      <w:numFmt w:val="bullet"/>
+      <w:lvlText w:val=""/>
+      <w:lvlJc w:val="left"/>
+      <w:pPr>
+        <w:ind w:left="2160" w:hanging="360"/>
+      </w:pPr>
+      <w:rPr>
+        <w:rFonts w:ascii="Wingdings" w:hAnsi="Wingdings" w:hint="default"/>
+      </w:rPr>
+    </w:lvl>
+    <w:lvl w:ilvl="3" w:tplc="04090001" w:tentative="1">
+      <w:start w:val="1"/>
+      <w:numFmt w:val="bullet"/>
+      <w:lvlText w:val=""/>
+      <w:lvlJc w:val="left"/>
+      <w:pPr>
+        <w:ind w:left="2880" w:hanging="360"/>
+      </w:pPr>
+      <w:rPr>
+        <w:rFonts w:ascii="Symbol" w:hAnsi="Symbol" w:hint="default"/>
+      </w:rPr>
+    </w:lvl>
+    <w:lvl w:ilvl="4" w:tplc="04090003" w:tentative="1">
+      <w:start w:val="1"/>
+      <w:numFmt w:val="bullet"/>
+      <w:lvlText w:val="o"/>
+      <w:lvlJc w:val="left"/>
+      <w:pPr>
+        <w:ind w:left="3600" w:hanging="360"/>
+      </w:pPr>
+      <w:rPr>
+        <w:rFonts w:ascii="Courier New" w:hAnsi="Courier New" w:cs="Courier New" w:hint="default"/>
+      </w:rPr>
+    </w:lvl>
+    <w:lvl w:ilvl="5" w:tplc="04090005" w:tentative="1">
+      <w:start w:val="1"/>
+      <w:numFmt w:val="bullet"/>
+      <w:lvlText w:val=""/>
+      <w:lvlJc w:val="left"/>
+      <w:pPr>
+        <w:ind w:left="4320" w:hanging="360"/>
+      </w:pPr>
+      <w:rPr>
+        <w:rFonts w:ascii="Wingdings" w:hAnsi="Wingdings" w:hint="default"/>
+      </w:rPr>
+    </w:lvl>
+    <w:lvl w:ilvl="6" w:tplc="04090001" w:tentative="1">
+      <w:start w:val="1"/>
+      <w:numFmt w:val="bullet"/>
+      <w:lvlText w:val=""/>
+      <w:lvlJc w:val="left"/>
+      <w:pPr>
+        <w:ind w:left="5040" w:hanging="360"/>
+      </w:pPr>
+      <w:rPr>
+        <w:rFonts w:ascii="Symbol" w:hAnsi="Symbol" w:hint="default"/>
+      </w:rPr>
+    </w:lvl>
+    <w:lvl w:ilvl="7" w:tplc="04090003" w:tentative="1">
+      <w:start w:val="1"/>
+      <w:numFmt w:val="bullet"/>
+      <w:lvlText w:val="o"/>
+      <w:lvlJc w:val="left"/>
+      <w:pPr>
+        <w:ind w:left="5760" w:hanging="360"/>
+      </w:pPr>
+      <w:rPr>
+        <w:rFonts w:ascii="Courier New" w:hAnsi="Courier New" w:cs="Courier New" w:hint="default"/>
+      </w:rPr>
+    </w:lvl>
+    <w:lvl w:ilvl="8" w:tplc="04090005" w:tentative="1">
+      <w:start w:val="1"/>
+      <w:numFmt w:val="bullet"/>
+      <w:lvlText w:val=""/>
+      <w:lvlJc w:val="left"/>
+      <w:pPr>
+        <w:ind w:left="6480" w:hanging="360"/>
+      </w:pPr>
+      <w:rPr>
+        <w:rFonts w:ascii="Wingdings" w:hAnsi="Wingdings" w:hint="default"/>
+      </w:rPr>
+    </w:lvl>
+  </w:abstractNum>
+  <w:abstractNum w:abstractNumId="8" w15:restartNumberingAfterBreak="0">
+    <w:nsid w:val="75C55ADF"/>
+    <w:multiLevelType w:val="hybridMultilevel"/>
+    <w:tmpl w:val="B7908CEE"/>
+    <w:lvl w:ilvl="0" w:tplc="04090001">
+      <w:start w:val="1"/>
+      <w:numFmt w:val="bullet"/>
+      <w:lvlText w:val=""/>
+      <w:lvlJc w:val="left"/>
+      <w:pPr>
+        <w:ind w:left="720" w:hanging="360"/>
+      </w:pPr>
+      <w:rPr>
+        <w:rFonts w:ascii="Symbol" w:hAnsi="Symbol" w:hint="default"/>
+      </w:rPr>
+    </w:lvl>
+    <w:lvl w:ilvl="1" w:tplc="04090003" w:tentative="1">
+      <w:start w:val="1"/>
+      <w:numFmt w:val="bullet"/>
+      <w:lvlText w:val="o"/>
+      <w:lvlJc w:val="left"/>
+      <w:pPr>
+        <w:ind w:left="1440" w:hanging="360"/>
+      </w:pPr>
+      <w:rPr>
+        <w:rFonts w:ascii="Courier New" w:hAnsi="Courier New" w:cs="Courier New" w:hint="default"/>
+      </w:rPr>
+    </w:lvl>
+    <w:lvl w:ilvl="2" w:tplc="04090005" w:tentative="1">
+      <w:start w:val="1"/>
+      <w:numFmt w:val="bullet"/>
+      <w:lvlText w:val=""/>
+      <w:lvlJc w:val="left"/>
+      <w:pPr>
+        <w:ind w:left="2160" w:hanging="360"/>
+      </w:pPr>
+      <w:rPr>
+        <w:rFonts w:ascii="Wingdings" w:hAnsi="Wingdings" w:hint="default"/>
+      </w:rPr>
+    </w:lvl>
+    <w:lvl w:ilvl="3" w:tplc="04090001" w:tentative="1">
+      <w:start w:val="1"/>
+      <w:numFmt w:val="bullet"/>
+      <w:lvlText w:val=""/>
+      <w:lvlJc w:val="left"/>
+      <w:pPr>
+        <w:ind w:left="2880" w:hanging="360"/>
+      </w:pPr>
+      <w:rPr>
+        <w:rFonts w:ascii="Symbol" w:hAnsi="Symbol" w:hint="default"/>
+      </w:rPr>
+    </w:lvl>
+    <w:lvl w:ilvl="4" w:tplc="04090003" w:tentative="1">
+      <w:start w:val="1"/>
+      <w:numFmt w:val="bullet"/>
+      <w:lvlText w:val="o"/>
+      <w:lvlJc w:val="left"/>
+      <w:pPr>
+        <w:ind w:left="3600" w:hanging="360"/>
+      </w:pPr>
+      <w:rPr>
+        <w:rFonts w:ascii="Courier New" w:hAnsi="Courier New" w:cs="Courier New" w:hint="default"/>
+      </w:rPr>
+    </w:lvl>
+    <w:lvl w:ilvl="5" w:tplc="04090005" w:tentative="1">
+      <w:start w:val="1"/>
+      <w:numFmt w:val="bullet"/>
+      <w:lvlText w:val=""/>
+      <w:lvlJc w:val="left"/>
+      <w:pPr>
+        <w:ind w:left="4320" w:hanging="360"/>
+      </w:pPr>
+      <w:rPr>
+        <w:rFonts w:ascii="Wingdings" w:hAnsi="Wingdings" w:hint="default"/>
+      </w:rPr>
+    </w:lvl>
+    <w:lvl w:ilvl="6" w:tplc="04090001" w:tentative="1">
+      <w:start w:val="1"/>
+      <w:numFmt w:val="bullet"/>
+      <w:lvlText w:val=""/>
+      <w:lvlJc w:val="left"/>
+      <w:pPr>
+        <w:ind w:left="5040" w:hanging="360"/>
+      </w:pPr>
+      <w:rPr>
+        <w:rFonts w:ascii="Symbol" w:hAnsi="Symbol" w:hint="default"/>
+      </w:rPr>
+    </w:lvl>
+    <w:lvl w:ilvl="7" w:tplc="04090003" w:tentative="1">
+      <w:start w:val="1"/>
+      <w:numFmt w:val="bullet"/>
+      <w:lvlText w:val="o"/>
+      <w:lvlJc w:val="left"/>
+      <w:pPr>
+        <w:ind w:left="5760" w:hanging="360"/>
+      </w:pPr>
+      <w:rPr>
+        <w:rFonts w:ascii="Courier New" w:hAnsi="Courier New" w:cs="Courier New" w:hint="default"/>
+      </w:rPr>
+    </w:lvl>
+    <w:lvl w:ilvl="8" w:tplc="04090005" w:tentative="1">
+      <w:start w:val="1"/>
+      <w:numFmt w:val="bullet"/>
+      <w:lvlText w:val=""/>
+      <w:lvlJc w:val="left"/>
+      <w:pPr>
+        <w:ind w:left="6480" w:hanging="360"/>
+      </w:pPr>
+      <w:rPr>
+        <w:rFonts w:ascii="Wingdings" w:hAnsi="Wingdings" w:hint="default"/>
+      </w:rPr>
+    </w:lvl>
+  </w:abstractNum>
+  <w:abstractNum w:abstractNumId="9" w15:restartNumberingAfterBreak="0">
     <w:nsid w:val="76B55B15"/>
     <w:multiLevelType w:val="hybridMultilevel"/>
     <w:tmpl w:val="1F4CEFEA"/>
@@ -1142,17 +3746,41 @@
       </w:rPr>
     </w:lvl>
   </w:abstractNum>
-  <w:num w:numId="1" w16cid:durableId="1008943117">
+  <w:num w:numId="1">
+    <w:abstractNumId w:val="6"/>
+  </w:num>
+  <w:num w:numId="2">
+    <w:abstractNumId w:val="9"/>
+  </w:num>
+  <w:num w:numId="3">
+    <w:abstractNumId w:val="3"/>
+  </w:num>
+  <w:num w:numId="4">
+    <w:abstractNumId w:val="7"/>
+  </w:num>
+  <w:num w:numId="5">
+    <w:abstractNumId w:val="2"/>
+  </w:num>
+  <w:num w:numId="6">
+    <w:abstractNumId w:val="1"/>
+  </w:num>
+  <w:num w:numId="7">
+    <w:abstractNumId w:val="8"/>
+  </w:num>
+  <w:num w:numId="8">
+    <w:abstractNumId w:val="5"/>
+  </w:num>
+  <w:num w:numId="9">
     <w:abstractNumId w:val="0"/>
   </w:num>
-  <w:num w:numId="2" w16cid:durableId="442186076">
-    <w:abstractNumId w:val="1"/>
+  <w:num w:numId="10">
+    <w:abstractNumId w:val="4"/>
   </w:num>
 </w:numbering>
 </file>
 
 <file path=word/styles.xml><?xml version="1.0" encoding="utf-8"?>
-<w:styles xmlns:mc="http://schemas.openxmlformats.org/markup-compatibility/2006" xmlns:r="http://schemas.openxmlformats.org/officeDocument/2006/relationships" xmlns:w="http://schemas.openxmlformats.org/wordprocessingml/2006/main" xmlns:w14="http://schemas.microsoft.com/office/word/2010/wordml" xmlns:w15="http://schemas.microsoft.com/office/word/2012/wordml" xmlns:w16cex="http://schemas.microsoft.com/office/word/2018/wordml/cex" xmlns:w16cid="http://schemas.microsoft.com/office/word/2016/wordml/cid" xmlns:w16="http://schemas.microsoft.com/office/word/2018/wordml" xmlns:w16du="http://schemas.microsoft.com/office/word/2023/wordml/word16du" xmlns:w16sdtdh="http://schemas.microsoft.com/office/word/2020/wordml/sdtdatahash" xmlns:w16sdtfl="http://schemas.microsoft.com/office/word/2024/wordml/sdtformatlock" xmlns:w16se="http://schemas.microsoft.com/office/word/2015/wordml/symex" mc:Ignorable="w14 w15 w16se w16cid w16 w16cex w16sdtdh w16sdtfl w16du">
+<w:styles xmlns:mc="http://schemas.openxmlformats.org/markup-compatibility/2006" xmlns:r="http://schemas.openxmlformats.org/officeDocument/2006/relationships" xmlns:w="http://schemas.openxmlformats.org/wordprocessingml/2006/main" xmlns:w14="http://schemas.microsoft.com/office/word/2010/wordml" xmlns:w15="http://schemas.microsoft.com/office/word/2012/wordml" xmlns:w16se="http://schemas.microsoft.com/office/word/2015/wordml/symex" mc:Ignorable="w14 w15 w16se">
   <w:docDefaults>
     <w:rPrDefault>
       <w:rPr>
@@ -1168,7 +3796,7 @@
       </w:pPr>
     </w:pPrDefault>
   </w:docDefaults>
-  <w:latentStyles w:defLockedState="0" w:defUIPriority="99" w:defSemiHidden="0" w:defUnhideWhenUsed="0" w:defQFormat="0" w:count="376">
+  <w:latentStyles w:defLockedState="0" w:defUIPriority="99" w:defSemiHidden="0" w:defUnhideWhenUsed="0" w:defQFormat="0" w:count="371">
     <w:lsdException w:name="Normal" w:uiPriority="0" w:qFormat="1"/>
     <w:lsdException w:name="heading 1" w:uiPriority="9" w:qFormat="1"/>
     <w:lsdException w:name="heading 2" w:semiHidden="1" w:uiPriority="9" w:unhideWhenUsed="1" w:qFormat="1"/>
@@ -1540,11 +4168,6 @@
     <w:lsdException w:name="List Table 5 Dark Accent 6" w:uiPriority="50"/>
     <w:lsdException w:name="List Table 6 Colorful Accent 6" w:uiPriority="51"/>
     <w:lsdException w:name="List Table 7 Colorful Accent 6" w:uiPriority="52"/>
-    <w:lsdException w:name="Mention" w:semiHidden="1" w:unhideWhenUsed="1"/>
-    <w:lsdException w:name="Smart Hyperlink" w:semiHidden="1" w:unhideWhenUsed="1"/>
-    <w:lsdException w:name="Hashtag" w:semiHidden="1" w:unhideWhenUsed="1"/>
-    <w:lsdException w:name="Unresolved Mention" w:semiHidden="1" w:unhideWhenUsed="1"/>
-    <w:lsdException w:name="Smart Link" w:semiHidden="1" w:unhideWhenUsed="1"/>
   </w:latentStyles>
   <w:style w:type="paragraph" w:default="1" w:styleId="Normal">
     <w:name w:val="Normal"/>
@@ -1868,7 +4491,7 @@
 </file>
 
 <file path=customXml/itemProps1.xml><?xml version="1.0" encoding="utf-8"?>
-<ds:datastoreItem xmlns:ds="http://schemas.openxmlformats.org/officeDocument/2006/customXml" ds:itemID="{B8EF7889-3FDE-419F-AFB7-8AB971DA39F3}">
+<ds:datastoreItem xmlns:ds="http://schemas.openxmlformats.org/officeDocument/2006/customXml" ds:itemID="{2F476212-28D5-4205-BF5A-AD111E47F02A}">
   <ds:schemaRefs>
     <ds:schemaRef ds:uri="http://schemas.openxmlformats.org/officeDocument/2006/bibliography"/>
   </ds:schemaRefs>

--- a/GRPC/grpc.docx
+++ b/GRPC/grpc.docx
@@ -1,6 +1,6 @@
 
 <file path=word/document.xml><?xml version="1.0" encoding="utf-8"?>
-<w:document xmlns:wpc="http://schemas.microsoft.com/office/word/2010/wordprocessingCanvas" xmlns:cx="http://schemas.microsoft.com/office/drawing/2014/chartex" xmlns:mc="http://schemas.openxmlformats.org/markup-compatibility/2006" xmlns:o="urn:schemas-microsoft-com:office:office" xmlns:r="http://schemas.openxmlformats.org/officeDocument/2006/relationships" xmlns:m="http://schemas.openxmlformats.org/officeDocument/2006/math" xmlns:v="urn:schemas-microsoft-com:vml" xmlns:wp14="http://schemas.microsoft.com/office/word/2010/wordprocessingDrawing" xmlns:wp="http://schemas.openxmlformats.org/drawingml/2006/wordprocessingDrawing" xmlns:w10="urn:schemas-microsoft-com:office:word" xmlns:w="http://schemas.openxmlformats.org/wordprocessingml/2006/main" xmlns:w14="http://schemas.microsoft.com/office/word/2010/wordml" xmlns:w15="http://schemas.microsoft.com/office/word/2012/wordml" xmlns:w16se="http://schemas.microsoft.com/office/word/2015/wordml/symex" xmlns:wpg="http://schemas.microsoft.com/office/word/2010/wordprocessingGroup" xmlns:wpi="http://schemas.microsoft.com/office/word/2010/wordprocessingInk" xmlns:wne="http://schemas.microsoft.com/office/word/2006/wordml" xmlns:wps="http://schemas.microsoft.com/office/word/2010/wordprocessingShape" mc:Ignorable="w14 w15 w16se wp14">
+<w:document xmlns:wpc="http://schemas.microsoft.com/office/word/2010/wordprocessingCanvas" xmlns:cx="http://schemas.microsoft.com/office/drawing/2014/chartex" xmlns:cx1="http://schemas.microsoft.com/office/drawing/2015/9/8/chartex" xmlns:cx2="http://schemas.microsoft.com/office/drawing/2015/10/21/chartex" xmlns:cx3="http://schemas.microsoft.com/office/drawing/2016/5/9/chartex" xmlns:cx4="http://schemas.microsoft.com/office/drawing/2016/5/10/chartex" xmlns:cx5="http://schemas.microsoft.com/office/drawing/2016/5/11/chartex" xmlns:cx6="http://schemas.microsoft.com/office/drawing/2016/5/12/chartex" xmlns:cx7="http://schemas.microsoft.com/office/drawing/2016/5/13/chartex" xmlns:cx8="http://schemas.microsoft.com/office/drawing/2016/5/14/chartex" xmlns:mc="http://schemas.openxmlformats.org/markup-compatibility/2006" xmlns:aink="http://schemas.microsoft.com/office/drawing/2016/ink" xmlns:am3d="http://schemas.microsoft.com/office/drawing/2017/model3d" xmlns:o="urn:schemas-microsoft-com:office:office" xmlns:oel="http://schemas.microsoft.com/office/2019/extlst" xmlns:r="http://schemas.openxmlformats.org/officeDocument/2006/relationships" xmlns:m="http://schemas.openxmlformats.org/officeDocument/2006/math" xmlns:v="urn:schemas-microsoft-com:vml" xmlns:wp14="http://schemas.microsoft.com/office/word/2010/wordprocessingDrawing" xmlns:wp="http://schemas.openxmlformats.org/drawingml/2006/wordprocessingDrawing" xmlns:w10="urn:schemas-microsoft-com:office:word" xmlns:w="http://schemas.openxmlformats.org/wordprocessingml/2006/main" xmlns:w14="http://schemas.microsoft.com/office/word/2010/wordml" xmlns:w15="http://schemas.microsoft.com/office/word/2012/wordml" xmlns:w16cex="http://schemas.microsoft.com/office/word/2018/wordml/cex" xmlns:w16cid="http://schemas.microsoft.com/office/word/2016/wordml/cid" xmlns:w16="http://schemas.microsoft.com/office/word/2018/wordml" xmlns:w16du="http://schemas.microsoft.com/office/word/2023/wordml/word16du" xmlns:w16sdtdh="http://schemas.microsoft.com/office/word/2020/wordml/sdtdatahash" xmlns:w16sdtfl="http://schemas.microsoft.com/office/word/2024/wordml/sdtformatlock" xmlns:w16se="http://schemas.microsoft.com/office/word/2015/wordml/symex" xmlns:wpg="http://schemas.microsoft.com/office/word/2010/wordprocessingGroup" xmlns:wpi="http://schemas.microsoft.com/office/word/2010/wordprocessingInk" xmlns:wne="http://schemas.microsoft.com/office/word/2006/wordml" xmlns:wps="http://schemas.microsoft.com/office/word/2010/wordprocessingShape" mc:Ignorable="w14 w15 w16se w16cid w16 w16cex w16sdtdh w16sdtfl w16du wp14">
   <w:body>
     <w:p>
       <w:pPr>
@@ -1328,6 +1328,13 @@
           <w:rFonts w:ascii="Sylfaen" w:hAnsi="Sylfaen"/>
           <w:sz w:val="28"/>
         </w:rPr>
+        <w:tab/>
+      </w:r>
+      <w:r>
+        <w:rPr>
+          <w:rFonts w:ascii="Sylfaen" w:hAnsi="Sylfaen"/>
+          <w:sz w:val="28"/>
+        </w:rPr>
         <w:br/>
       </w:r>
       <w:r>
@@ -1355,6 +1362,7 @@
         <w:t xml:space="preserve"> value is known by </w:t>
       </w:r>
       <w:proofErr w:type="spellStart"/>
+      <w:proofErr w:type="gramStart"/>
       <w:r>
         <w:rPr>
           <w:rFonts w:ascii="Sylfaen" w:hAnsi="Sylfaen"/>
@@ -1368,7 +1376,15 @@
           <w:rFonts w:ascii="Sylfaen" w:hAnsi="Sylfaen"/>
           <w:sz w:val="28"/>
         </w:rPr>
-        <w:t>(protocol buffer compiler).</w:t>
+        <w:t>(</w:t>
+      </w:r>
+      <w:proofErr w:type="gramEnd"/>
+      <w:r>
+        <w:rPr>
+          <w:rFonts w:ascii="Sylfaen" w:hAnsi="Sylfaen"/>
+          <w:sz w:val="28"/>
+        </w:rPr>
+        <w:t>protocol buffer compiler).</w:t>
       </w:r>
       <w:r>
         <w:rPr>
@@ -1390,7 +1406,25 @@
           <w:b/>
           <w:sz w:val="28"/>
         </w:rPr>
-        <w:t>byte array for proto object:</w:t>
+        <w:t xml:space="preserve">byte array for </w:t>
+      </w:r>
+      <w:proofErr w:type="gramStart"/>
+      <w:r>
+        <w:rPr>
+          <w:rFonts w:ascii="Sylfaen" w:hAnsi="Sylfaen"/>
+          <w:b/>
+          <w:sz w:val="28"/>
+        </w:rPr>
+        <w:t>proto object</w:t>
+      </w:r>
+      <w:proofErr w:type="gramEnd"/>
+      <w:r>
+        <w:rPr>
+          <w:rFonts w:ascii="Sylfaen" w:hAnsi="Sylfaen"/>
+          <w:b/>
+          <w:sz w:val="28"/>
+        </w:rPr>
+        <w:t>:</w:t>
       </w:r>
       <w:r>
         <w:rPr>
@@ -1809,23 +1843,7 @@
           <w:rFonts w:ascii="Sylfaen" w:hAnsi="Sylfaen"/>
           <w:sz w:val="24"/>
         </w:rPr>
-        <w:t xml:space="preserve">because of fast serializing and </w:t>
-      </w:r>
-      <w:proofErr w:type="spellStart"/>
-      <w:r>
-        <w:rPr>
-          <w:rFonts w:ascii="Sylfaen" w:hAnsi="Sylfaen"/>
-          <w:sz w:val="24"/>
-        </w:rPr>
-        <w:t>deserializing</w:t>
-      </w:r>
-      <w:proofErr w:type="spellEnd"/>
-      <w:r>
-        <w:rPr>
-          <w:rFonts w:ascii="Sylfaen" w:hAnsi="Sylfaen"/>
-          <w:sz w:val="24"/>
-        </w:rPr>
-        <w:t>, exchange of data is very fast (7x faster than rest)</w:t>
+        <w:t>because of fast serializing and deserializing, exchange of data is very fast (7x faster than rest)</w:t>
       </w:r>
     </w:p>
     <w:p>
@@ -2443,15 +2461,7 @@
         </w:rPr>
       </w:pPr>
       <w:r>
-        <w:t xml:space="preserve">Internal </w:t>
-      </w:r>
-      <w:proofErr w:type="spellStart"/>
-      <w:r>
-        <w:t>microservices</w:t>
-      </w:r>
-      <w:proofErr w:type="spellEnd"/>
-      <w:r>
-        <w:t xml:space="preserve"> (backend-to-backend)</w:t>
+        <w:t>Internal microservices (backend-to-backend)</w:t>
       </w:r>
     </w:p>
     <w:p>
@@ -2579,8 +2589,6 @@
           <w:sz w:val="24"/>
         </w:rPr>
       </w:pPr>
-      <w:bookmarkStart w:id="0" w:name="_GoBack"/>
-      <w:bookmarkEnd w:id="0"/>
     </w:p>
     <w:p>
       <w:pPr>
@@ -2615,7 +2623,7 @@
 </file>
 
 <file path=word/numbering.xml><?xml version="1.0" encoding="utf-8"?>
-<w:numbering xmlns:wpc="http://schemas.microsoft.com/office/word/2010/wordprocessingCanvas" xmlns:cx="http://schemas.microsoft.com/office/drawing/2014/chartex" xmlns:mc="http://schemas.openxmlformats.org/markup-compatibility/2006" xmlns:o="urn:schemas-microsoft-com:office:office" xmlns:r="http://schemas.openxmlformats.org/officeDocument/2006/relationships" xmlns:m="http://schemas.openxmlformats.org/officeDocument/2006/math" xmlns:v="urn:schemas-microsoft-com:vml" xmlns:wp14="http://schemas.microsoft.com/office/word/2010/wordprocessingDrawing" xmlns:wp="http://schemas.openxmlformats.org/drawingml/2006/wordprocessingDrawing" xmlns:w10="urn:schemas-microsoft-com:office:word" xmlns:w="http://schemas.openxmlformats.org/wordprocessingml/2006/main" xmlns:w14="http://schemas.microsoft.com/office/word/2010/wordml" xmlns:w15="http://schemas.microsoft.com/office/word/2012/wordml" xmlns:w16se="http://schemas.microsoft.com/office/word/2015/wordml/symex" xmlns:wpg="http://schemas.microsoft.com/office/word/2010/wordprocessingGroup" xmlns:wpi="http://schemas.microsoft.com/office/word/2010/wordprocessingInk" xmlns:wne="http://schemas.microsoft.com/office/word/2006/wordml" xmlns:wps="http://schemas.microsoft.com/office/word/2010/wordprocessingShape" mc:Ignorable="w14 w15 w16se wp14">
+<w:numbering xmlns:wpc="http://schemas.microsoft.com/office/word/2010/wordprocessingCanvas" xmlns:cx="http://schemas.microsoft.com/office/drawing/2014/chartex" xmlns:cx1="http://schemas.microsoft.com/office/drawing/2015/9/8/chartex" xmlns:cx2="http://schemas.microsoft.com/office/drawing/2015/10/21/chartex" xmlns:cx3="http://schemas.microsoft.com/office/drawing/2016/5/9/chartex" xmlns:cx4="http://schemas.microsoft.com/office/drawing/2016/5/10/chartex" xmlns:cx5="http://schemas.microsoft.com/office/drawing/2016/5/11/chartex" xmlns:cx6="http://schemas.microsoft.com/office/drawing/2016/5/12/chartex" xmlns:cx7="http://schemas.microsoft.com/office/drawing/2016/5/13/chartex" xmlns:cx8="http://schemas.microsoft.com/office/drawing/2016/5/14/chartex" xmlns:mc="http://schemas.openxmlformats.org/markup-compatibility/2006" xmlns:aink="http://schemas.microsoft.com/office/drawing/2016/ink" xmlns:am3d="http://schemas.microsoft.com/office/drawing/2017/model3d" xmlns:o="urn:schemas-microsoft-com:office:office" xmlns:oel="http://schemas.microsoft.com/office/2019/extlst" xmlns:r="http://schemas.openxmlformats.org/officeDocument/2006/relationships" xmlns:m="http://schemas.openxmlformats.org/officeDocument/2006/math" xmlns:v="urn:schemas-microsoft-com:vml" xmlns:wp14="http://schemas.microsoft.com/office/word/2010/wordprocessingDrawing" xmlns:wp="http://schemas.openxmlformats.org/drawingml/2006/wordprocessingDrawing" xmlns:w10="urn:schemas-microsoft-com:office:word" xmlns:w="http://schemas.openxmlformats.org/wordprocessingml/2006/main" xmlns:w14="http://schemas.microsoft.com/office/word/2010/wordml" xmlns:w15="http://schemas.microsoft.com/office/word/2012/wordml" xmlns:w16cex="http://schemas.microsoft.com/office/word/2018/wordml/cex" xmlns:w16cid="http://schemas.microsoft.com/office/word/2016/wordml/cid" xmlns:w16="http://schemas.microsoft.com/office/word/2018/wordml" xmlns:w16du="http://schemas.microsoft.com/office/word/2023/wordml/word16du" xmlns:w16sdtdh="http://schemas.microsoft.com/office/word/2020/wordml/sdtdatahash" xmlns:w16sdtfl="http://schemas.microsoft.com/office/word/2024/wordml/sdtformatlock" xmlns:w16se="http://schemas.microsoft.com/office/word/2015/wordml/symex" xmlns:wpg="http://schemas.microsoft.com/office/word/2010/wordprocessingGroup" xmlns:wpi="http://schemas.microsoft.com/office/word/2010/wordprocessingInk" xmlns:wne="http://schemas.microsoft.com/office/word/2006/wordml" xmlns:wps="http://schemas.microsoft.com/office/word/2010/wordprocessingShape" mc:Ignorable="w14 w15 w16se w16cid w16 w16cex w16sdtdh w16sdtfl w16du wp14">
   <w:abstractNum w:abstractNumId="0" w15:restartNumberingAfterBreak="0">
     <w:nsid w:val="01072398"/>
     <w:multiLevelType w:val="hybridMultilevel"/>
@@ -3746,41 +3754,41 @@
       </w:rPr>
     </w:lvl>
   </w:abstractNum>
-  <w:num w:numId="1">
+  <w:num w:numId="1" w16cid:durableId="480199935">
     <w:abstractNumId w:val="6"/>
   </w:num>
-  <w:num w:numId="2">
+  <w:num w:numId="2" w16cid:durableId="2070692018">
     <w:abstractNumId w:val="9"/>
   </w:num>
-  <w:num w:numId="3">
+  <w:num w:numId="3" w16cid:durableId="485584732">
     <w:abstractNumId w:val="3"/>
   </w:num>
-  <w:num w:numId="4">
+  <w:num w:numId="4" w16cid:durableId="851996581">
     <w:abstractNumId w:val="7"/>
   </w:num>
-  <w:num w:numId="5">
+  <w:num w:numId="5" w16cid:durableId="289825860">
     <w:abstractNumId w:val="2"/>
   </w:num>
-  <w:num w:numId="6">
+  <w:num w:numId="6" w16cid:durableId="1452430994">
     <w:abstractNumId w:val="1"/>
   </w:num>
-  <w:num w:numId="7">
+  <w:num w:numId="7" w16cid:durableId="2131244481">
     <w:abstractNumId w:val="8"/>
   </w:num>
-  <w:num w:numId="8">
+  <w:num w:numId="8" w16cid:durableId="1542010477">
     <w:abstractNumId w:val="5"/>
   </w:num>
-  <w:num w:numId="9">
+  <w:num w:numId="9" w16cid:durableId="1771969150">
     <w:abstractNumId w:val="0"/>
   </w:num>
-  <w:num w:numId="10">
+  <w:num w:numId="10" w16cid:durableId="1382366580">
     <w:abstractNumId w:val="4"/>
   </w:num>
 </w:numbering>
 </file>
 
 <file path=word/styles.xml><?xml version="1.0" encoding="utf-8"?>
-<w:styles xmlns:mc="http://schemas.openxmlformats.org/markup-compatibility/2006" xmlns:r="http://schemas.openxmlformats.org/officeDocument/2006/relationships" xmlns:w="http://schemas.openxmlformats.org/wordprocessingml/2006/main" xmlns:w14="http://schemas.microsoft.com/office/word/2010/wordml" xmlns:w15="http://schemas.microsoft.com/office/word/2012/wordml" xmlns:w16se="http://schemas.microsoft.com/office/word/2015/wordml/symex" mc:Ignorable="w14 w15 w16se">
+<w:styles xmlns:mc="http://schemas.openxmlformats.org/markup-compatibility/2006" xmlns:r="http://schemas.openxmlformats.org/officeDocument/2006/relationships" xmlns:w="http://schemas.openxmlformats.org/wordprocessingml/2006/main" xmlns:w14="http://schemas.microsoft.com/office/word/2010/wordml" xmlns:w15="http://schemas.microsoft.com/office/word/2012/wordml" xmlns:w16cex="http://schemas.microsoft.com/office/word/2018/wordml/cex" xmlns:w16cid="http://schemas.microsoft.com/office/word/2016/wordml/cid" xmlns:w16="http://schemas.microsoft.com/office/word/2018/wordml" xmlns:w16du="http://schemas.microsoft.com/office/word/2023/wordml/word16du" xmlns:w16sdtdh="http://schemas.microsoft.com/office/word/2020/wordml/sdtdatahash" xmlns:w16sdtfl="http://schemas.microsoft.com/office/word/2024/wordml/sdtformatlock" xmlns:w16se="http://schemas.microsoft.com/office/word/2015/wordml/symex" mc:Ignorable="w14 w15 w16se w16cid w16 w16cex w16sdtdh w16sdtfl w16du">
   <w:docDefaults>
     <w:rPrDefault>
       <w:rPr>
@@ -3796,7 +3804,7 @@
       </w:pPr>
     </w:pPrDefault>
   </w:docDefaults>
-  <w:latentStyles w:defLockedState="0" w:defUIPriority="99" w:defSemiHidden="0" w:defUnhideWhenUsed="0" w:defQFormat="0" w:count="371">
+  <w:latentStyles w:defLockedState="0" w:defUIPriority="99" w:defSemiHidden="0" w:defUnhideWhenUsed="0" w:defQFormat="0" w:count="376">
     <w:lsdException w:name="Normal" w:uiPriority="0" w:qFormat="1"/>
     <w:lsdException w:name="heading 1" w:uiPriority="9" w:qFormat="1"/>
     <w:lsdException w:name="heading 2" w:semiHidden="1" w:uiPriority="9" w:unhideWhenUsed="1" w:qFormat="1"/>
@@ -4168,6 +4176,11 @@
     <w:lsdException w:name="List Table 5 Dark Accent 6" w:uiPriority="50"/>
     <w:lsdException w:name="List Table 6 Colorful Accent 6" w:uiPriority="51"/>
     <w:lsdException w:name="List Table 7 Colorful Accent 6" w:uiPriority="52"/>
+    <w:lsdException w:name="Mention" w:semiHidden="1" w:unhideWhenUsed="1"/>
+    <w:lsdException w:name="Smart Hyperlink" w:semiHidden="1" w:unhideWhenUsed="1"/>
+    <w:lsdException w:name="Hashtag" w:semiHidden="1" w:unhideWhenUsed="1"/>
+    <w:lsdException w:name="Unresolved Mention" w:semiHidden="1" w:unhideWhenUsed="1"/>
+    <w:lsdException w:name="Smart Link" w:semiHidden="1" w:unhideWhenUsed="1"/>
   </w:latentStyles>
   <w:style w:type="paragraph" w:default="1" w:styleId="Normal">
     <w:name w:val="Normal"/>
